--- a/Bahasa Indonesia/108_Aisyah Currents_Tugas Skripsi_Revisi 5.docx
+++ b/Bahasa Indonesia/108_Aisyah Currents_Tugas Skripsi_Revisi 5.docx
@@ -148,26 +148,167 @@
     </w:p>
     <w:p>
       <w:pPr>
+        <w:spacing w:line="240" w:lineRule="auto"/>
+        <w:jc w:val="center"/>
+        <w:rPr>
+          <w:rFonts w:ascii="Book Antiqua" w:eastAsia="Book Antiqua" w:hAnsi="Book Antiqua" w:cs="Book Antiqua"/>
+          <w:sz w:val="20"/>
+          <w:szCs w:val="20"/>
+        </w:rPr>
+      </w:pPr>
+      <w:r>
+        <w:rPr>
+          <w:rFonts w:ascii="Book Antiqua" w:eastAsia="Book Antiqua" w:hAnsi="Book Antiqua" w:cs="Book Antiqua"/>
+          <w:sz w:val="20"/>
+          <w:szCs w:val="20"/>
+        </w:rPr>
+        <w:t>Disusun oleh :</w:t>
+      </w:r>
+    </w:p>
+    <w:p>
+      <w:pPr>
+        <w:spacing w:line="240" w:lineRule="auto"/>
+        <w:jc w:val="center"/>
+        <w:rPr>
+          <w:rFonts w:ascii="Book Antiqua" w:eastAsia="Book Antiqua" w:hAnsi="Book Antiqua" w:cs="Book Antiqua"/>
+          <w:b/>
+          <w:bCs/>
+          <w:sz w:val="20"/>
+          <w:szCs w:val="20"/>
+        </w:rPr>
+      </w:pPr>
+      <w:r>
+        <w:rPr>
+          <w:rFonts w:ascii="Book Antiqua" w:eastAsia="Book Antiqua" w:hAnsi="Book Antiqua" w:cs="Book Antiqua"/>
+          <w:b/>
+          <w:bCs/>
+          <w:sz w:val="20"/>
+          <w:szCs w:val="20"/>
+        </w:rPr>
+        <w:t>AISYAH CURRENTS</w:t>
+      </w:r>
+    </w:p>
+    <w:p>
+      <w:pPr>
+        <w:spacing w:line="240" w:lineRule="auto"/>
+        <w:jc w:val="center"/>
+        <w:rPr>
+          <w:rFonts w:ascii="Book Antiqua" w:eastAsia="Book Antiqua" w:hAnsi="Book Antiqua" w:cs="Book Antiqua"/>
+          <w:b/>
+          <w:bCs/>
+          <w:sz w:val="20"/>
+          <w:szCs w:val="20"/>
+        </w:rPr>
+      </w:pPr>
+      <w:r>
+        <w:rPr>
+          <w:rFonts w:ascii="Book Antiqua" w:eastAsia="Book Antiqua" w:hAnsi="Book Antiqua" w:cs="Book Antiqua"/>
+          <w:b/>
+          <w:bCs/>
+          <w:sz w:val="20"/>
+          <w:szCs w:val="20"/>
+        </w:rPr>
+        <w:t>25091397108 / 2025I</w:t>
+      </w:r>
+    </w:p>
+    <w:p>
+      <w:pPr>
         <w:spacing w:before="240" w:after="240" w:line="240" w:lineRule="auto"/>
+        <w:rPr>
+          <w:rFonts w:ascii="Book Antiqua" w:eastAsia="Book Antiqua" w:hAnsi="Book Antiqua" w:cs="Book Antiqua"/>
+          <w:b/>
+          <w:bCs/>
+          <w:sz w:val="20"/>
+          <w:szCs w:val="20"/>
+        </w:rPr>
+      </w:pPr>
+    </w:p>
+    <w:p>
+      <w:pPr>
+        <w:spacing w:before="240" w:after="240" w:line="240" w:lineRule="auto"/>
+        <w:rPr>
+          <w:rFonts w:ascii="Book Antiqua" w:eastAsia="Book Antiqua" w:hAnsi="Book Antiqua" w:cs="Book Antiqua"/>
+          <w:b/>
+          <w:bCs/>
+          <w:sz w:val="20"/>
+          <w:szCs w:val="20"/>
+        </w:rPr>
+      </w:pPr>
+    </w:p>
+    <w:p>
+      <w:pPr>
+        <w:spacing w:before="240" w:after="240" w:line="240" w:lineRule="auto"/>
+        <w:rPr>
+          <w:rFonts w:ascii="Book Antiqua" w:eastAsia="Book Antiqua" w:hAnsi="Book Antiqua" w:cs="Book Antiqua"/>
+          <w:b/>
+          <w:bCs/>
+          <w:sz w:val="20"/>
+          <w:szCs w:val="20"/>
+        </w:rPr>
+      </w:pPr>
+    </w:p>
+    <w:p>
+      <w:pPr>
+        <w:spacing w:before="240" w:after="240" w:line="240" w:lineRule="auto"/>
+        <w:rPr>
+          <w:rFonts w:ascii="Book Antiqua" w:eastAsia="Book Antiqua" w:hAnsi="Book Antiqua" w:cs="Book Antiqua"/>
+          <w:b/>
+          <w:bCs/>
+          <w:sz w:val="20"/>
+          <w:szCs w:val="20"/>
+        </w:rPr>
+      </w:pPr>
+    </w:p>
+    <w:p>
+      <w:pPr>
+        <w:spacing w:before="240" w:after="240" w:line="240" w:lineRule="auto"/>
+        <w:rPr>
+          <w:rFonts w:ascii="Book Antiqua" w:eastAsia="Book Antiqua" w:hAnsi="Book Antiqua" w:cs="Book Antiqua"/>
+          <w:b/>
+          <w:bCs/>
+          <w:sz w:val="20"/>
+          <w:szCs w:val="20"/>
+        </w:rPr>
+      </w:pPr>
+    </w:p>
+    <w:p>
+      <w:pPr>
+        <w:spacing w:before="240" w:after="240" w:line="240" w:lineRule="auto"/>
+        <w:rPr>
+          <w:rFonts w:ascii="Book Antiqua" w:eastAsia="Book Antiqua" w:hAnsi="Book Antiqua" w:cs="Book Antiqua"/>
+          <w:b/>
+          <w:bCs/>
+          <w:sz w:val="20"/>
+          <w:szCs w:val="20"/>
+        </w:rPr>
+      </w:pPr>
+    </w:p>
+    <w:p>
+      <w:pPr>
+        <w:spacing w:line="240" w:lineRule="auto"/>
         <w:jc w:val="center"/>
         <w:rPr>
           <w:rFonts w:ascii="Book Antiqua" w:eastAsia="Book Antiqua" w:hAnsi="Book Antiqua" w:cs="Book Antiqua"/>
-          <w:sz w:val="20"/>
-          <w:szCs w:val="20"/>
-        </w:rPr>
-      </w:pPr>
-      <w:r>
-        <w:rPr>
-          <w:rFonts w:ascii="Book Antiqua" w:eastAsia="Book Antiqua" w:hAnsi="Book Antiqua" w:cs="Book Antiqua"/>
-          <w:sz w:val="20"/>
-          <w:szCs w:val="20"/>
-        </w:rPr>
-        <w:t>Disusun oleh :</w:t>
-      </w:r>
-    </w:p>
-    <w:p>
-      <w:pPr>
-        <w:spacing w:before="240" w:after="240" w:line="240" w:lineRule="auto"/>
+          <w:b/>
+          <w:bCs/>
+          <w:sz w:val="20"/>
+          <w:szCs w:val="20"/>
+        </w:rPr>
+      </w:pPr>
+      <w:r>
+        <w:rPr>
+          <w:rFonts w:ascii="Book Antiqua" w:eastAsia="Book Antiqua" w:hAnsi="Book Antiqua" w:cs="Book Antiqua"/>
+          <w:b/>
+          <w:bCs/>
+          <w:sz w:val="20"/>
+          <w:szCs w:val="20"/>
+        </w:rPr>
+        <w:t>UNIVERSITAS NEGERI SURABAYA</w:t>
+      </w:r>
+    </w:p>
+    <w:p>
+      <w:pPr>
+        <w:spacing w:line="240" w:lineRule="auto"/>
         <w:jc w:val="center"/>
         <w:rPr>
           <w:rFonts w:ascii="Book Antiqua" w:eastAsia="Book Antiqua" w:hAnsi="Book Antiqua" w:cs="Book Antiqua"/>
@@ -185,12 +326,12 @@
           <w:sz w:val="20"/>
           <w:szCs w:val="20"/>
         </w:rPr>
-        <w:t>AISYAH CURRENTS</w:t>
-      </w:r>
-    </w:p>
-    <w:p>
-      <w:pPr>
-        <w:spacing w:before="240" w:after="240" w:line="240" w:lineRule="auto"/>
+        <w:t>FAKULTAS VOKASI</w:t>
+      </w:r>
+    </w:p>
+    <w:p>
+      <w:pPr>
+        <w:spacing w:line="240" w:lineRule="auto"/>
         <w:jc w:val="center"/>
         <w:rPr>
           <w:rFonts w:ascii="Book Antiqua" w:eastAsia="Book Antiqua" w:hAnsi="Book Antiqua" w:cs="Book Antiqua"/>
@@ -208,99 +349,6 @@
           <w:sz w:val="20"/>
           <w:szCs w:val="20"/>
         </w:rPr>
-        <w:t>25091397108 / 2025I</w:t>
-      </w:r>
-    </w:p>
-    <w:p>
-      <w:pPr>
-        <w:spacing w:before="240" w:after="240" w:line="240" w:lineRule="auto"/>
-        <w:rPr>
-          <w:rFonts w:ascii="Book Antiqua" w:eastAsia="Book Antiqua" w:hAnsi="Book Antiqua" w:cs="Book Antiqua"/>
-          <w:b/>
-          <w:bCs/>
-          <w:sz w:val="20"/>
-          <w:szCs w:val="20"/>
-        </w:rPr>
-      </w:pPr>
-    </w:p>
-    <w:p>
-      <w:pPr>
-        <w:spacing w:before="240" w:after="240" w:line="240" w:lineRule="auto"/>
-        <w:rPr>
-          <w:rFonts w:ascii="Book Antiqua" w:eastAsia="Book Antiqua" w:hAnsi="Book Antiqua" w:cs="Book Antiqua"/>
-          <w:b/>
-          <w:bCs/>
-          <w:sz w:val="20"/>
-          <w:szCs w:val="20"/>
-        </w:rPr>
-      </w:pPr>
-    </w:p>
-    <w:p>
-      <w:pPr>
-        <w:spacing w:before="240" w:after="240" w:line="240" w:lineRule="auto"/>
-        <w:jc w:val="center"/>
-        <w:rPr>
-          <w:rFonts w:ascii="Book Antiqua" w:eastAsia="Book Antiqua" w:hAnsi="Book Antiqua" w:cs="Book Antiqua"/>
-          <w:b/>
-          <w:bCs/>
-          <w:sz w:val="20"/>
-          <w:szCs w:val="20"/>
-        </w:rPr>
-      </w:pPr>
-      <w:r>
-        <w:rPr>
-          <w:rFonts w:ascii="Book Antiqua" w:eastAsia="Book Antiqua" w:hAnsi="Book Antiqua" w:cs="Book Antiqua"/>
-          <w:b/>
-          <w:bCs/>
-          <w:sz w:val="20"/>
-          <w:szCs w:val="20"/>
-        </w:rPr>
-        <w:t>UNIVERSITAS NEGERI SURABAYA</w:t>
-      </w:r>
-    </w:p>
-    <w:p>
-      <w:pPr>
-        <w:spacing w:before="240" w:after="240" w:line="240" w:lineRule="auto"/>
-        <w:jc w:val="center"/>
-        <w:rPr>
-          <w:rFonts w:ascii="Book Antiqua" w:eastAsia="Book Antiqua" w:hAnsi="Book Antiqua" w:cs="Book Antiqua"/>
-          <w:b/>
-          <w:bCs/>
-          <w:sz w:val="20"/>
-          <w:szCs w:val="20"/>
-        </w:rPr>
-      </w:pPr>
-      <w:r>
-        <w:rPr>
-          <w:rFonts w:ascii="Book Antiqua" w:eastAsia="Book Antiqua" w:hAnsi="Book Antiqua" w:cs="Book Antiqua"/>
-          <w:b/>
-          <w:bCs/>
-          <w:sz w:val="20"/>
-          <w:szCs w:val="20"/>
-        </w:rPr>
-        <w:t>FAKULTAS VOKASI</w:t>
-      </w:r>
-    </w:p>
-    <w:p>
-      <w:pPr>
-        <w:spacing w:before="240" w:after="240" w:line="240" w:lineRule="auto"/>
-        <w:jc w:val="center"/>
-        <w:rPr>
-          <w:rFonts w:ascii="Book Antiqua" w:eastAsia="Book Antiqua" w:hAnsi="Book Antiqua" w:cs="Book Antiqua"/>
-          <w:b/>
-          <w:bCs/>
-          <w:sz w:val="20"/>
-          <w:szCs w:val="20"/>
-        </w:rPr>
-      </w:pPr>
-      <w:r>
-        <w:rPr>
-          <w:rFonts w:ascii="Book Antiqua" w:eastAsia="Book Antiqua" w:hAnsi="Book Antiqua" w:cs="Book Antiqua"/>
-          <w:b/>
-          <w:bCs/>
-          <w:sz w:val="20"/>
-          <w:szCs w:val="20"/>
-        </w:rPr>
         <w:t>PROGRAM STUDI</w:t>
       </w:r>
       <w:r>
@@ -326,7 +374,7 @@
     </w:p>
     <w:p>
       <w:pPr>
-        <w:spacing w:before="240" w:after="240" w:line="240" w:lineRule="auto"/>
+        <w:spacing w:line="240" w:lineRule="auto"/>
         <w:jc w:val="center"/>
         <w:rPr>
           <w:rFonts w:ascii="Book Antiqua" w:eastAsia="Book Antiqua" w:hAnsi="Book Antiqua" w:cs="Book Antiqua"/>
@@ -748,6 +796,7 @@
           <w:ilvl w:val="0"/>
           <w:numId w:val="9"/>
         </w:numPr>
+        <w:ind w:left="360"/>
         <w:rPr>
           <w:rFonts w:ascii="Book Antiqua" w:eastAsia="Book Antiqua" w:hAnsi="Book Antiqua" w:cs="Book Antiqua"/>
           <w:sz w:val="20"/>
@@ -775,7 +824,7 @@
     </w:p>
     <w:p>
       <w:pPr>
-        <w:ind w:left="720" w:firstLine="720"/>
+        <w:ind w:firstLine="720"/>
         <w:jc w:val="both"/>
         <w:rPr>
           <w:rFonts w:ascii="Book Antiqua" w:eastAsia="Book Antiqua" w:hAnsi="Book Antiqua" w:cs="Book Antiqua"/>
@@ -959,7 +1008,7 @@
     </w:p>
     <w:p>
       <w:pPr>
-        <w:ind w:left="720" w:firstLine="720"/>
+        <w:ind w:firstLine="720"/>
         <w:jc w:val="both"/>
         <w:rPr>
           <w:rFonts w:ascii="Book Antiqua" w:eastAsia="Book Antiqua" w:hAnsi="Book Antiqua" w:cs="Book Antiqua"/>
@@ -1053,7 +1102,7 @@
     </w:p>
     <w:p>
       <w:pPr>
-        <w:ind w:left="720" w:firstLine="720"/>
+        <w:ind w:firstLine="720"/>
         <w:jc w:val="both"/>
         <w:rPr>
           <w:rFonts w:ascii="Book Antiqua" w:eastAsia="Book Antiqua" w:hAnsi="Book Antiqua" w:cs="Book Antiqua"/>
@@ -1160,16 +1209,7 @@
           <w:sz w:val="20"/>
           <w:szCs w:val="20"/>
         </w:rPr>
-        <w:t xml:space="preserve">. Mahasiswa tidak hanya sekedar mengunduh kode, tetapi juga mengamati </w:t>
-      </w:r>
-      <w:r>
-        <w:rPr>
-          <w:rFonts w:ascii="Book Antiqua" w:eastAsia="Book Antiqua" w:hAnsi="Book Antiqua" w:cs="Book Antiqua"/>
-          <w:sz w:val="20"/>
-          <w:szCs w:val="20"/>
-        </w:rPr>
-        <w:lastRenderedPageBreak/>
-        <w:t>proses berpikir rekan sejawatnya melalui riwayat komit (</w:t>
+        <w:t>. Mahasiswa tidak hanya sekedar mengunduh kode, tetapi juga mengamati proses berpikir rekan sejawatnya melalui riwayat komit (</w:t>
       </w:r>
       <w:r>
         <w:rPr>
@@ -1223,7 +1263,16 @@
           <w:sz w:val="20"/>
           <w:szCs w:val="20"/>
         </w:rPr>
-        <w:t>. Melalui proses observasi terhadap bagaimana sebuah solusi dibangun dan bagaimana kesalahan diperbaiki oleh orang lain, mahasiswa dapat mengadopsi praktik terbaik (</w:t>
+        <w:t xml:space="preserve">. Melalui proses observasi terhadap bagaimana sebuah solusi dibangun dan bagaimana kesalahan diperbaiki oleh orang lain, mahasiswa dapat </w:t>
+      </w:r>
+      <w:r>
+        <w:rPr>
+          <w:rFonts w:ascii="Book Antiqua" w:eastAsia="Book Antiqua" w:hAnsi="Book Antiqua" w:cs="Book Antiqua"/>
+          <w:sz w:val="20"/>
+          <w:szCs w:val="20"/>
+        </w:rPr>
+        <w:lastRenderedPageBreak/>
+        <w:t>mengadopsi praktik terbaik (</w:t>
       </w:r>
       <w:r>
         <w:rPr>
@@ -1349,10 +1398,12 @@
         </w:rPr>
         <w:fldChar w:fldCharType="end"/>
       </w:r>
-    </w:p>
-    <w:p>
-      <w:pPr>
-        <w:ind w:left="720" w:firstLine="720"/>
+      <w:bookmarkStart w:id="1" w:name="_GoBack"/>
+      <w:bookmarkEnd w:id="1"/>
+    </w:p>
+    <w:p>
+      <w:pPr>
+        <w:ind w:firstLine="720"/>
         <w:jc w:val="both"/>
         <w:rPr>
           <w:rFonts w:ascii="Book Antiqua" w:eastAsia="Book Antiqua" w:hAnsi="Book Antiqua" w:cs="Book Antiqua"/>
@@ -1500,6 +1551,7 @@
           <w:ilvl w:val="0"/>
           <w:numId w:val="9"/>
         </w:numPr>
+        <w:ind w:left="360"/>
         <w:rPr>
           <w:rFonts w:ascii="Book Antiqua" w:eastAsia="Book Antiqua" w:hAnsi="Book Antiqua" w:cs="Book Antiqua"/>
           <w:sz w:val="20"/>
@@ -1519,7 +1571,7 @@
     </w:p>
     <w:p>
       <w:pPr>
-        <w:ind w:left="720" w:firstLine="720"/>
+        <w:ind w:firstLine="720"/>
         <w:jc w:val="both"/>
         <w:rPr>
           <w:rFonts w:ascii="Book Antiqua" w:eastAsia="Book Antiqua" w:hAnsi="Book Antiqua" w:cs="Book Antiqua"/>
@@ -1542,6 +1594,7 @@
           <w:ilvl w:val="0"/>
           <w:numId w:val="2"/>
         </w:numPr>
+        <w:ind w:left="720"/>
         <w:jc w:val="both"/>
         <w:rPr>
           <w:rFonts w:ascii="Book Antiqua" w:eastAsia="Book Antiqua" w:hAnsi="Book Antiqua" w:cs="Book Antiqua"/>
@@ -1564,6 +1617,7 @@
           <w:ilvl w:val="0"/>
           <w:numId w:val="2"/>
         </w:numPr>
+        <w:ind w:left="720"/>
         <w:jc w:val="both"/>
         <w:rPr>
           <w:rFonts w:ascii="Book Antiqua" w:eastAsia="Book Antiqua" w:hAnsi="Book Antiqua" w:cs="Book Antiqua"/>
@@ -1586,20 +1640,20 @@
           <w:ilvl w:val="0"/>
           <w:numId w:val="2"/>
         </w:numPr>
-        <w:jc w:val="both"/>
-        <w:rPr>
-          <w:rFonts w:ascii="Book Antiqua" w:eastAsia="Book Antiqua" w:hAnsi="Book Antiqua" w:cs="Book Antiqua"/>
-          <w:sz w:val="20"/>
-          <w:szCs w:val="20"/>
-        </w:rPr>
-      </w:pPr>
-      <w:r>
-        <w:rPr>
-          <w:rFonts w:ascii="Book Antiqua" w:eastAsia="Book Antiqua" w:hAnsi="Book Antiqua" w:cs="Book Antiqua"/>
-          <w:sz w:val="20"/>
-          <w:szCs w:val="20"/>
-        </w:rPr>
-        <w:lastRenderedPageBreak/>
+        <w:ind w:left="720"/>
+        <w:jc w:val="both"/>
+        <w:rPr>
+          <w:rFonts w:ascii="Book Antiqua" w:eastAsia="Book Antiqua" w:hAnsi="Book Antiqua" w:cs="Book Antiqua"/>
+          <w:sz w:val="20"/>
+          <w:szCs w:val="20"/>
+        </w:rPr>
+      </w:pPr>
+      <w:r>
+        <w:rPr>
+          <w:rFonts w:ascii="Book Antiqua" w:eastAsia="Book Antiqua" w:hAnsi="Book Antiqua" w:cs="Book Antiqua"/>
+          <w:sz w:val="20"/>
+          <w:szCs w:val="20"/>
+        </w:rPr>
         <w:t>Belum adanya analisis mendalam mengenai implementasi Social Learning Theory dari Albert Bandura dalam konteks penggunaan GitHub oleh mahasiswa Manajemen Informatika.</w:t>
       </w:r>
     </w:p>
@@ -1610,6 +1664,7 @@
           <w:ilvl w:val="0"/>
           <w:numId w:val="9"/>
         </w:numPr>
+        <w:ind w:left="360"/>
         <w:rPr>
           <w:rFonts w:ascii="Book Antiqua" w:eastAsia="Book Antiqua" w:hAnsi="Book Antiqua" w:cs="Book Antiqua"/>
           <w:sz w:val="20"/>
@@ -1629,7 +1684,7 @@
     </w:p>
     <w:p>
       <w:pPr>
-        <w:ind w:left="720" w:firstLine="720"/>
+        <w:ind w:firstLine="720"/>
         <w:jc w:val="both"/>
         <w:rPr>
           <w:rFonts w:ascii="Book Antiqua" w:eastAsia="Book Antiqua" w:hAnsi="Book Antiqua" w:cs="Book Antiqua"/>
@@ -1652,6 +1707,7 @@
           <w:ilvl w:val="0"/>
           <w:numId w:val="1"/>
         </w:numPr>
+        <w:ind w:left="720"/>
         <w:jc w:val="both"/>
         <w:rPr>
           <w:rFonts w:ascii="Book Antiqua" w:eastAsia="Book Antiqua" w:hAnsi="Book Antiqua" w:cs="Book Antiqua"/>
@@ -1674,30 +1730,22 @@
           <w:ilvl w:val="0"/>
           <w:numId w:val="1"/>
         </w:numPr>
-        <w:jc w:val="both"/>
-        <w:rPr>
-          <w:rFonts w:ascii="Book Antiqua" w:eastAsia="Book Antiqua" w:hAnsi="Book Antiqua" w:cs="Book Antiqua"/>
-          <w:sz w:val="20"/>
-          <w:szCs w:val="20"/>
-        </w:rPr>
-      </w:pPr>
-      <w:r>
-        <w:rPr>
-          <w:rFonts w:ascii="Book Antiqua" w:eastAsia="Book Antiqua" w:hAnsi="Book Antiqua" w:cs="Book Antiqua"/>
-          <w:sz w:val="20"/>
-          <w:szCs w:val="20"/>
-        </w:rPr>
-        <w:t>Platform yang diteliti terbatas pada penggunaan GitHub sebagai media pembelajaran kol</w:t>
-      </w:r>
-      <w:bookmarkStart w:id="1" w:name="_GoBack"/>
-      <w:bookmarkEnd w:id="1"/>
-      <w:r>
-        <w:rPr>
-          <w:rFonts w:ascii="Book Antiqua" w:eastAsia="Book Antiqua" w:hAnsi="Book Antiqua" w:cs="Book Antiqua"/>
-          <w:sz w:val="20"/>
-          <w:szCs w:val="20"/>
-        </w:rPr>
-        <w:t>aboratif.</w:t>
+        <w:ind w:left="720"/>
+        <w:jc w:val="both"/>
+        <w:rPr>
+          <w:rFonts w:ascii="Book Antiqua" w:eastAsia="Book Antiqua" w:hAnsi="Book Antiqua" w:cs="Book Antiqua"/>
+          <w:sz w:val="20"/>
+          <w:szCs w:val="20"/>
+        </w:rPr>
+      </w:pPr>
+      <w:r>
+        <w:rPr>
+          <w:rFonts w:ascii="Book Antiqua" w:eastAsia="Book Antiqua" w:hAnsi="Book Antiqua" w:cs="Book Antiqua"/>
+          <w:sz w:val="20"/>
+          <w:szCs w:val="20"/>
+        </w:rPr>
+        <w:lastRenderedPageBreak/>
+        <w:t>Platform yang diteliti terbatas pada penggunaan GitHub sebagai media pembelajaran kolaboratif.</w:t>
       </w:r>
     </w:p>
     <w:p>
@@ -1706,6 +1754,7 @@
           <w:ilvl w:val="0"/>
           <w:numId w:val="1"/>
         </w:numPr>
+        <w:ind w:left="720"/>
         <w:jc w:val="both"/>
         <w:rPr>
           <w:rFonts w:ascii="Book Antiqua" w:eastAsia="Book Antiqua" w:hAnsi="Book Antiqua" w:cs="Book Antiqua"/>
@@ -1729,6 +1778,7 @@
           <w:ilvl w:val="0"/>
           <w:numId w:val="9"/>
         </w:numPr>
+        <w:ind w:left="360"/>
         <w:rPr>
           <w:rFonts w:ascii="Book Antiqua" w:eastAsia="Book Antiqua" w:hAnsi="Book Antiqua" w:cs="Book Antiqua"/>
           <w:sz w:val="20"/>
@@ -1755,7 +1805,7 @@
           <w:right w:val="nil"/>
           <w:between w:val="nil"/>
         </w:pBdr>
-        <w:ind w:left="720" w:firstLine="720"/>
+        <w:ind w:firstLine="720"/>
         <w:jc w:val="both"/>
         <w:rPr>
           <w:rFonts w:ascii="Book Antiqua" w:eastAsia="Book Antiqua" w:hAnsi="Book Antiqua" w:cs="Book Antiqua"/>
@@ -1785,6 +1835,7 @@
           <w:right w:val="nil"/>
           <w:between w:val="nil"/>
         </w:pBdr>
+        <w:ind w:left="720"/>
         <w:jc w:val="both"/>
         <w:rPr>
           <w:color w:val="000000"/>
@@ -1813,6 +1864,7 @@
           <w:right w:val="nil"/>
           <w:between w:val="nil"/>
         </w:pBdr>
+        <w:ind w:left="720"/>
         <w:jc w:val="both"/>
         <w:rPr>
           <w:color w:val="000000"/>
@@ -1881,6 +1933,7 @@
           <w:right w:val="nil"/>
           <w:between w:val="nil"/>
         </w:pBdr>
+        <w:ind w:left="720"/>
         <w:jc w:val="both"/>
         <w:rPr>
           <w:color w:val="000000"/>
@@ -1923,6 +1976,7 @@
           <w:ilvl w:val="0"/>
           <w:numId w:val="9"/>
         </w:numPr>
+        <w:ind w:left="360"/>
         <w:rPr>
           <w:rFonts w:ascii="Book Antiqua" w:eastAsia="Book Antiqua" w:hAnsi="Book Antiqua" w:cs="Book Antiqua"/>
           <w:sz w:val="20"/>
@@ -1942,7 +1996,7 @@
     </w:p>
     <w:p>
       <w:pPr>
-        <w:ind w:left="720" w:firstLine="720"/>
+        <w:ind w:firstLine="720"/>
         <w:rPr>
           <w:rFonts w:ascii="Book Antiqua" w:eastAsia="Book Antiqua" w:hAnsi="Book Antiqua" w:cs="Book Antiqua"/>
           <w:b/>
@@ -1959,7 +2013,6 @@
           <w:sz w:val="20"/>
           <w:szCs w:val="20"/>
         </w:rPr>
-        <w:lastRenderedPageBreak/>
         <w:t>Tujuan yang ingin dicapai dari penelitian ini adalah:</w:t>
       </w:r>
     </w:p>
@@ -1976,6 +2029,7 @@
           <w:right w:val="nil"/>
           <w:between w:val="nil"/>
         </w:pBdr>
+        <w:ind w:left="720"/>
         <w:jc w:val="both"/>
         <w:rPr>
           <w:color w:val="000000"/>
@@ -2026,6 +2080,7 @@
           <w:right w:val="nil"/>
           <w:between w:val="nil"/>
         </w:pBdr>
+        <w:ind w:left="720"/>
         <w:jc w:val="both"/>
         <w:rPr>
           <w:color w:val="000000"/>
@@ -2056,6 +2111,7 @@
           <w:right w:val="nil"/>
           <w:between w:val="nil"/>
         </w:pBdr>
+        <w:ind w:left="720"/>
         <w:jc w:val="both"/>
         <w:rPr>
           <w:color w:val="000000"/>
@@ -2080,6 +2136,7 @@
           <w:ilvl w:val="0"/>
           <w:numId w:val="9"/>
         </w:numPr>
+        <w:ind w:left="360"/>
         <w:rPr>
           <w:rFonts w:ascii="Book Antiqua" w:eastAsia="Book Antiqua" w:hAnsi="Book Antiqua" w:cs="Book Antiqua"/>
           <w:sz w:val="20"/>
@@ -2099,7 +2156,7 @@
     </w:p>
     <w:p>
       <w:pPr>
-        <w:ind w:left="720" w:firstLine="720"/>
+        <w:ind w:firstLine="720"/>
         <w:rPr>
           <w:rFonts w:ascii="Book Antiqua" w:eastAsia="Book Antiqua" w:hAnsi="Book Antiqua" w:cs="Book Antiqua"/>
           <w:color w:val="000000"/>
@@ -2114,6 +2171,7 @@
           <w:sz w:val="20"/>
           <w:szCs w:val="20"/>
         </w:rPr>
+        <w:lastRenderedPageBreak/>
         <w:t>Penelitian ini diharapkan memberikan manfaat sebagai berikut:</w:t>
       </w:r>
     </w:p>
@@ -2130,6 +2188,7 @@
           <w:right w:val="nil"/>
           <w:between w:val="nil"/>
         </w:pBdr>
+        <w:ind w:left="720"/>
         <w:jc w:val="both"/>
         <w:rPr>
           <w:color w:val="000000"/>
@@ -2178,6 +2237,7 @@
           <w:right w:val="nil"/>
           <w:between w:val="nil"/>
         </w:pBdr>
+        <w:ind w:left="720"/>
         <w:jc w:val="both"/>
         <w:rPr>
           <w:color w:val="000000"/>
@@ -2226,6 +2286,7 @@
           <w:right w:val="nil"/>
           <w:between w:val="nil"/>
         </w:pBdr>
+        <w:ind w:left="720"/>
         <w:jc w:val="both"/>
         <w:rPr>
           <w:color w:val="000000"/>
@@ -2336,6 +2397,7 @@
           <w:ilvl w:val="0"/>
           <w:numId w:val="10"/>
         </w:numPr>
+        <w:ind w:left="360"/>
         <w:rPr>
           <w:rFonts w:ascii="Book Antiqua" w:eastAsia="Book Antiqua" w:hAnsi="Book Antiqua" w:cs="Book Antiqua"/>
           <w:b/>
@@ -2362,6 +2424,7 @@
           <w:ilvl w:val="0"/>
           <w:numId w:val="11"/>
         </w:numPr>
+        <w:ind w:left="720"/>
         <w:rPr>
           <w:rFonts w:ascii="Book Antiqua" w:eastAsia="Book Antiqua" w:hAnsi="Book Antiqua" w:cs="Book Antiqua"/>
           <w:b/>
@@ -2385,7 +2448,7 @@
     </w:p>
     <w:p>
       <w:pPr>
-        <w:ind w:left="1440" w:firstLine="720"/>
+        <w:ind w:left="720" w:firstLine="720"/>
         <w:jc w:val="both"/>
         <w:rPr>
           <w:rFonts w:ascii="Book Antiqua" w:eastAsia="Book Antiqua" w:hAnsi="Book Antiqua" w:cs="Book Antiqua"/>
@@ -2404,7 +2467,7 @@
     </w:p>
     <w:p>
       <w:pPr>
-        <w:ind w:left="1440" w:firstLine="720"/>
+        <w:ind w:left="720" w:firstLine="720"/>
         <w:jc w:val="both"/>
         <w:rPr>
           <w:rFonts w:ascii="Book Antiqua" w:eastAsia="Book Antiqua" w:hAnsi="Book Antiqua" w:cs="Book Antiqua"/>
@@ -2434,6 +2497,7 @@
           <w:right w:val="nil"/>
           <w:between w:val="nil"/>
         </w:pBdr>
+        <w:ind w:left="1080"/>
         <w:jc w:val="both"/>
         <w:rPr>
           <w:i/>
@@ -2473,7 +2537,7 @@
           <w:right w:val="nil"/>
           <w:between w:val="nil"/>
         </w:pBdr>
-        <w:ind w:left="1800"/>
+        <w:ind w:left="1080"/>
         <w:jc w:val="both"/>
         <w:rPr>
           <w:rFonts w:ascii="Book Antiqua" w:eastAsia="Book Antiqua" w:hAnsi="Book Antiqua" w:cs="Book Antiqua"/>
@@ -2505,6 +2569,7 @@
           <w:right w:val="nil"/>
           <w:between w:val="nil"/>
         </w:pBdr>
+        <w:ind w:left="1080"/>
         <w:jc w:val="both"/>
         <w:rPr>
           <w:i/>
@@ -2544,7 +2609,7 @@
           <w:right w:val="nil"/>
           <w:between w:val="nil"/>
         </w:pBdr>
-        <w:ind w:left="1800"/>
+        <w:ind w:left="1080"/>
         <w:jc w:val="both"/>
         <w:rPr>
           <w:rFonts w:ascii="Book Antiqua" w:eastAsia="Book Antiqua" w:hAnsi="Book Antiqua" w:cs="Book Antiqua"/>
@@ -2576,6 +2641,7 @@
           <w:right w:val="nil"/>
           <w:between w:val="nil"/>
         </w:pBdr>
+        <w:ind w:left="1080"/>
         <w:jc w:val="both"/>
         <w:rPr>
           <w:color w:val="000000"/>
@@ -2614,7 +2680,7 @@
           <w:right w:val="nil"/>
           <w:between w:val="nil"/>
         </w:pBdr>
-        <w:ind w:left="1800"/>
+        <w:ind w:left="1080"/>
         <w:jc w:val="both"/>
         <w:rPr>
           <w:rFonts w:ascii="Book Antiqua" w:eastAsia="Book Antiqua" w:hAnsi="Book Antiqua" w:cs="Book Antiqua"/>
@@ -2646,6 +2712,7 @@
           <w:right w:val="nil"/>
           <w:between w:val="nil"/>
         </w:pBdr>
+        <w:ind w:left="1080"/>
         <w:jc w:val="both"/>
         <w:rPr>
           <w:color w:val="000000"/>
@@ -2674,7 +2741,7 @@
           <w:right w:val="nil"/>
           <w:between w:val="nil"/>
         </w:pBdr>
-        <w:ind w:left="1800"/>
+        <w:ind w:left="1080"/>
         <w:jc w:val="both"/>
         <w:rPr>
           <w:rFonts w:ascii="Book Antiqua" w:eastAsia="Book Antiqua" w:hAnsi="Book Antiqua" w:cs="Book Antiqua"/>
@@ -2702,47 +2769,38 @@
           <w:right w:val="nil"/>
           <w:between w:val="nil"/>
         </w:pBdr>
+        <w:ind w:left="1080"/>
+        <w:jc w:val="both"/>
+        <w:rPr>
+          <w:rFonts w:ascii="Book Antiqua" w:eastAsia="Book Antiqua" w:hAnsi="Book Antiqua" w:cs="Book Antiqua"/>
+          <w:color w:val="000000"/>
+          <w:sz w:val="20"/>
+          <w:szCs w:val="20"/>
+        </w:rPr>
+      </w:pPr>
+    </w:p>
+    <w:p>
+      <w:pPr>
+        <w:ind w:left="720" w:firstLine="360"/>
+        <w:jc w:val="both"/>
+        <w:rPr>
+          <w:rFonts w:ascii="Book Antiqua" w:eastAsia="Book Antiqua" w:hAnsi="Book Antiqua" w:cs="Book Antiqua"/>
+          <w:sz w:val="20"/>
+          <w:szCs w:val="20"/>
+        </w:rPr>
+      </w:pPr>
+      <w:r>
+        <w:rPr>
+          <w:rFonts w:ascii="Book Antiqua" w:eastAsia="Book Antiqua" w:hAnsi="Book Antiqua" w:cs="Book Antiqua"/>
+          <w:sz w:val="20"/>
+          <w:szCs w:val="20"/>
+        </w:rPr>
+        <w:t>Dalam konteks pembelajaran digital, teori ini relevan karena mahasiswa dapat mengamati praktik kerja rekan sejawat melalui media daring, termasuk dalam lingkungan pengembangan perangkat lunak berbasis kolaborasi.</w:t>
+      </w:r>
+    </w:p>
+    <w:p>
+      <w:pPr>
         <w:ind w:left="1800"/>
-        <w:jc w:val="both"/>
-        <w:rPr>
-          <w:rFonts w:ascii="Book Antiqua" w:eastAsia="Book Antiqua" w:hAnsi="Book Antiqua" w:cs="Book Antiqua"/>
-          <w:color w:val="000000"/>
-          <w:sz w:val="20"/>
-          <w:szCs w:val="20"/>
-        </w:rPr>
-      </w:pPr>
-    </w:p>
-    <w:p>
-      <w:pPr>
-        <w:ind w:left="1440" w:firstLine="360"/>
-        <w:jc w:val="both"/>
-        <w:rPr>
-          <w:rFonts w:ascii="Book Antiqua" w:eastAsia="Book Antiqua" w:hAnsi="Book Antiqua" w:cs="Book Antiqua"/>
-          <w:sz w:val="20"/>
-          <w:szCs w:val="20"/>
-        </w:rPr>
-      </w:pPr>
-      <w:r>
-        <w:rPr>
-          <w:rFonts w:ascii="Book Antiqua" w:eastAsia="Book Antiqua" w:hAnsi="Book Antiqua" w:cs="Book Antiqua"/>
-          <w:sz w:val="20"/>
-          <w:szCs w:val="20"/>
-        </w:rPr>
-        <w:t xml:space="preserve">Dalam konteks pembelajaran digital, teori ini relevan karena mahasiswa dapat mengamati praktik kerja rekan sejawat melalui media daring, termasuk dalam lingkungan </w:t>
-      </w:r>
-      <w:r>
-        <w:rPr>
-          <w:rFonts w:ascii="Book Antiqua" w:eastAsia="Book Antiqua" w:hAnsi="Book Antiqua" w:cs="Book Antiqua"/>
-          <w:sz w:val="20"/>
-          <w:szCs w:val="20"/>
-        </w:rPr>
-        <w:lastRenderedPageBreak/>
-        <w:t>pengembangan perangkat lunak berbasis kolaborasi.</w:t>
-      </w:r>
-    </w:p>
-    <w:p>
-      <w:pPr>
-        <w:ind w:left="2520"/>
         <w:rPr>
           <w:rFonts w:ascii="Book Antiqua" w:eastAsia="Book Antiqua" w:hAnsi="Book Antiqua" w:cs="Book Antiqua"/>
           <w:b/>
@@ -2759,28 +2817,30 @@
           <w:ilvl w:val="0"/>
           <w:numId w:val="11"/>
         </w:numPr>
-        <w:rPr>
-          <w:rFonts w:ascii="Book Antiqua" w:eastAsia="Book Antiqua" w:hAnsi="Book Antiqua" w:cs="Book Antiqua"/>
-          <w:b/>
-          <w:bCs/>
-          <w:sz w:val="20"/>
-          <w:szCs w:val="20"/>
-        </w:rPr>
-      </w:pPr>
-      <w:r>
-        <w:rPr>
-          <w:rFonts w:ascii="Book Antiqua" w:eastAsia="Book Antiqua" w:hAnsi="Book Antiqua" w:cs="Book Antiqua"/>
-          <w:b/>
-          <w:bCs/>
-          <w:sz w:val="20"/>
-          <w:szCs w:val="20"/>
-        </w:rPr>
+        <w:ind w:left="720"/>
+        <w:rPr>
+          <w:rFonts w:ascii="Book Antiqua" w:eastAsia="Book Antiqua" w:hAnsi="Book Antiqua" w:cs="Book Antiqua"/>
+          <w:b/>
+          <w:bCs/>
+          <w:sz w:val="20"/>
+          <w:szCs w:val="20"/>
+        </w:rPr>
+      </w:pPr>
+      <w:r>
+        <w:rPr>
+          <w:rFonts w:ascii="Book Antiqua" w:eastAsia="Book Antiqua" w:hAnsi="Book Antiqua" w:cs="Book Antiqua"/>
+          <w:b/>
+          <w:bCs/>
+          <w:sz w:val="20"/>
+          <w:szCs w:val="20"/>
+        </w:rPr>
+        <w:lastRenderedPageBreak/>
         <w:t>Pembelajaran Kolaboratif</w:t>
       </w:r>
     </w:p>
     <w:p>
       <w:pPr>
-        <w:ind w:left="1440" w:firstLine="720"/>
+        <w:ind w:left="720" w:firstLine="720"/>
         <w:jc w:val="both"/>
         <w:rPr>
           <w:rFonts w:ascii="Book Antiqua" w:eastAsia="Book Antiqua" w:hAnsi="Book Antiqua" w:cs="Book Antiqua"/>
@@ -2803,7 +2863,7 @@
     </w:p>
     <w:p>
       <w:pPr>
-        <w:ind w:left="1440" w:firstLine="720"/>
+        <w:ind w:left="720" w:firstLine="720"/>
         <w:jc w:val="both"/>
         <w:rPr>
           <w:rFonts w:ascii="Book Antiqua" w:eastAsia="Book Antiqua" w:hAnsi="Book Antiqua" w:cs="Book Antiqua"/>
@@ -2826,7 +2886,7 @@
     </w:p>
     <w:p>
       <w:pPr>
-        <w:ind w:left="2160"/>
+        <w:ind w:left="1440"/>
         <w:rPr>
           <w:rFonts w:ascii="Book Antiqua" w:eastAsia="Book Antiqua" w:hAnsi="Book Antiqua" w:cs="Book Antiqua"/>
           <w:b/>
@@ -2845,6 +2905,7 @@
           <w:ilvl w:val="0"/>
           <w:numId w:val="10"/>
         </w:numPr>
+        <w:ind w:left="360"/>
         <w:rPr>
           <w:rFonts w:ascii="Book Antiqua" w:eastAsia="Book Antiqua" w:hAnsi="Book Antiqua" w:cs="Book Antiqua"/>
           <w:b/>
@@ -2866,7 +2927,7 @@
     </w:p>
     <w:p>
       <w:pPr>
-        <w:ind w:left="1440" w:firstLine="720"/>
+        <w:ind w:left="720" w:firstLine="720"/>
         <w:jc w:val="both"/>
         <w:rPr>
           <w:rFonts w:ascii="Book Antiqua" w:eastAsia="Book Antiqua" w:hAnsi="Book Antiqua" w:cs="Book Antiqua"/>
@@ -2908,6 +2969,7 @@
           <w:ilvl w:val="0"/>
           <w:numId w:val="12"/>
         </w:numPr>
+        <w:ind w:left="720"/>
         <w:jc w:val="both"/>
         <w:rPr>
           <w:rFonts w:ascii="Book Antiqua" w:eastAsia="Book Antiqua" w:hAnsi="Book Antiqua" w:cs="Book Antiqua"/>
@@ -2930,7 +2992,7 @@
     </w:p>
     <w:p>
       <w:pPr>
-        <w:ind w:left="1440"/>
+        <w:ind w:left="720"/>
         <w:jc w:val="both"/>
         <w:rPr>
           <w:rFonts w:ascii="Book Antiqua" w:eastAsia="Book Antiqua" w:hAnsi="Book Antiqua" w:cs="Book Antiqua"/>
@@ -2972,21 +3034,12 @@
           <w:sz w:val="20"/>
           <w:szCs w:val="20"/>
         </w:rPr>
-        <w:t xml:space="preserve"> mahasiswa, </w:t>
-      </w:r>
-      <w:r>
-        <w:rPr>
-          <w:rFonts w:ascii="Book Antiqua" w:eastAsia="Book Antiqua" w:hAnsi="Book Antiqua" w:cs="Book Antiqua"/>
-          <w:sz w:val="20"/>
-          <w:szCs w:val="20"/>
-        </w:rPr>
-        <w:lastRenderedPageBreak/>
-        <w:t>ditemukan bahwa proses pembelajaran sosial di GitHub terjadi melalui tahapan berikut:</w:t>
-      </w:r>
-    </w:p>
-    <w:p>
-      <w:pPr>
-        <w:ind w:left="1440"/>
+        <w:t xml:space="preserve"> mahasiswa, ditemukan bahwa proses pembelajaran sosial di GitHub terjadi melalui tahapan berikut:</w:t>
+      </w:r>
+    </w:p>
+    <w:p>
+      <w:pPr>
+        <w:ind w:left="720"/>
         <w:jc w:val="both"/>
         <w:rPr>
           <w:rFonts w:ascii="Book Antiqua" w:eastAsia="Book Antiqua" w:hAnsi="Book Antiqua" w:cs="Book Antiqua"/>
@@ -3064,6 +3117,7 @@
           <w:sz w:val="20"/>
           <w:szCs w:val="20"/>
         </w:rPr>
+        <w:lastRenderedPageBreak/>
         <w:t>Watch</w:t>
       </w:r>
       <w:r>
@@ -3077,7 +3131,7 @@
     </w:p>
     <w:p>
       <w:pPr>
-        <w:ind w:left="1440"/>
+        <w:ind w:left="720"/>
         <w:jc w:val="both"/>
         <w:rPr>
           <w:rFonts w:ascii="Book Antiqua" w:eastAsia="Book Antiqua" w:hAnsi="Book Antiqua" w:cs="Book Antiqua"/>
@@ -3186,7 +3240,7 @@
     </w:p>
     <w:p>
       <w:pPr>
-        <w:ind w:left="1440"/>
+        <w:ind w:left="720"/>
         <w:jc w:val="both"/>
         <w:rPr>
           <w:rFonts w:ascii="Book Antiqua" w:eastAsia="Book Antiqua" w:hAnsi="Book Antiqua" w:cs="Book Antiqua"/>
@@ -3259,7 +3313,7 @@
     </w:p>
     <w:p>
       <w:pPr>
-        <w:ind w:left="1440"/>
+        <w:ind w:left="720"/>
         <w:jc w:val="both"/>
         <w:rPr>
           <w:rFonts w:ascii="Book Antiqua" w:eastAsia="Book Antiqua" w:hAnsi="Book Antiqua" w:cs="Book Antiqua"/>
@@ -3319,6 +3373,7 @@
           <w:ilvl w:val="0"/>
           <w:numId w:val="12"/>
         </w:numPr>
+        <w:ind w:left="720"/>
         <w:jc w:val="both"/>
         <w:rPr>
           <w:rFonts w:ascii="Book Antiqua" w:eastAsia="Book Antiqua" w:hAnsi="Book Antiqua" w:cs="Book Antiqua"/>
@@ -3349,7 +3404,7 @@
     </w:p>
     <w:p>
       <w:pPr>
-        <w:ind w:left="1440" w:firstLine="720"/>
+        <w:ind w:left="720" w:firstLine="720"/>
         <w:jc w:val="both"/>
         <w:rPr>
           <w:rFonts w:ascii="Book Antiqua" w:eastAsia="Book Antiqua" w:hAnsi="Book Antiqua" w:cs="Book Antiqua"/>
@@ -3368,7 +3423,7 @@
     </w:p>
     <w:p>
       <w:pPr>
-        <w:ind w:left="1440"/>
+        <w:ind w:left="720"/>
         <w:jc w:val="both"/>
         <w:rPr>
           <w:rFonts w:ascii="Book Antiqua" w:eastAsia="Book Antiqua" w:hAnsi="Book Antiqua" w:cs="Book Antiqua"/>
@@ -3380,8 +3435,8 @@
     <w:tbl>
       <w:tblPr>
         <w:tblStyle w:val="a"/>
-        <w:tblW w:w="4095" w:type="dxa"/>
-        <w:tblInd w:w="1470" w:type="dxa"/>
+        <w:tblW w:w="4912" w:type="dxa"/>
+        <w:tblInd w:w="750" w:type="dxa"/>
         <w:tblBorders>
           <w:top w:val="nil"/>
           <w:left w:val="nil"/>
@@ -3394,9 +3449,9 @@
         <w:tblLook w:val="0600" w:firstRow="0" w:lastRow="0" w:firstColumn="0" w:lastColumn="0" w:noHBand="1" w:noVBand="1"/>
       </w:tblPr>
       <w:tblGrid>
-        <w:gridCol w:w="1200"/>
-        <w:gridCol w:w="1455"/>
-        <w:gridCol w:w="1440"/>
+        <w:gridCol w:w="1132"/>
+        <w:gridCol w:w="2250"/>
+        <w:gridCol w:w="1530"/>
       </w:tblGrid>
       <w:tr>
         <w:trPr>
@@ -3404,7 +3459,7 @@
         </w:trPr>
         <w:tc>
           <w:tcPr>
-            <w:tcW w:w="1200" w:type="dxa"/>
+            <w:tcW w:w="1132" w:type="dxa"/>
             <w:tcBorders>
               <w:top w:val="single" w:sz="6" w:space="0" w:color="1F1F1F"/>
               <w:left w:val="single" w:sz="6" w:space="0" w:color="1F1F1F"/>
@@ -3439,14 +3494,13 @@
                 <w:sz w:val="20"/>
                 <w:szCs w:val="20"/>
               </w:rPr>
-              <w:lastRenderedPageBreak/>
               <w:t>Fitur GitHub</w:t>
             </w:r>
           </w:p>
         </w:tc>
         <w:tc>
           <w:tcPr>
-            <w:tcW w:w="1455" w:type="dxa"/>
+            <w:tcW w:w="2250" w:type="dxa"/>
             <w:tcBorders>
               <w:top w:val="single" w:sz="6" w:space="0" w:color="1F1F1F"/>
               <w:left w:val="single" w:sz="6" w:space="0" w:color="1F1F1F"/>
@@ -3487,7 +3541,7 @@
         </w:tc>
         <w:tc>
           <w:tcPr>
-            <w:tcW w:w="1440" w:type="dxa"/>
+            <w:tcW w:w="1530" w:type="dxa"/>
             <w:tcBorders>
               <w:top w:val="single" w:sz="6" w:space="0" w:color="1F1F1F"/>
               <w:left w:val="single" w:sz="6" w:space="0" w:color="1F1F1F"/>
@@ -3533,7 +3587,7 @@
         </w:trPr>
         <w:tc>
           <w:tcPr>
-            <w:tcW w:w="1200" w:type="dxa"/>
+            <w:tcW w:w="1132" w:type="dxa"/>
             <w:tcBorders>
               <w:top w:val="single" w:sz="6" w:space="0" w:color="1F1F1F"/>
               <w:left w:val="single" w:sz="6" w:space="0" w:color="1F1F1F"/>
@@ -3567,13 +3621,14 @@
                 <w:sz w:val="20"/>
                 <w:szCs w:val="20"/>
               </w:rPr>
+              <w:lastRenderedPageBreak/>
               <w:t>Pull Requests</w:t>
             </w:r>
           </w:p>
         </w:tc>
         <w:tc>
           <w:tcPr>
-            <w:tcW w:w="1455" w:type="dxa"/>
+            <w:tcW w:w="2250" w:type="dxa"/>
             <w:tcBorders>
               <w:top w:val="single" w:sz="6" w:space="0" w:color="1F1F1F"/>
               <w:left w:val="single" w:sz="6" w:space="0" w:color="1F1F1F"/>
@@ -3611,7 +3666,7 @@
         </w:tc>
         <w:tc>
           <w:tcPr>
-            <w:tcW w:w="1440" w:type="dxa"/>
+            <w:tcW w:w="1530" w:type="dxa"/>
             <w:tcBorders>
               <w:top w:val="single" w:sz="6" w:space="0" w:color="1F1F1F"/>
               <w:left w:val="single" w:sz="6" w:space="0" w:color="1F1F1F"/>
@@ -3654,7 +3709,7 @@
         </w:trPr>
         <w:tc>
           <w:tcPr>
-            <w:tcW w:w="1200" w:type="dxa"/>
+            <w:tcW w:w="1132" w:type="dxa"/>
             <w:tcBorders>
               <w:top w:val="single" w:sz="6" w:space="0" w:color="1F1F1F"/>
               <w:left w:val="single" w:sz="6" w:space="0" w:color="1F1F1F"/>
@@ -3694,7 +3749,7 @@
         </w:tc>
         <w:tc>
           <w:tcPr>
-            <w:tcW w:w="1455" w:type="dxa"/>
+            <w:tcW w:w="2250" w:type="dxa"/>
             <w:tcBorders>
               <w:top w:val="single" w:sz="6" w:space="0" w:color="1F1F1F"/>
               <w:left w:val="single" w:sz="6" w:space="0" w:color="1F1F1F"/>
@@ -3732,7 +3787,7 @@
         </w:tc>
         <w:tc>
           <w:tcPr>
-            <w:tcW w:w="1440" w:type="dxa"/>
+            <w:tcW w:w="1530" w:type="dxa"/>
             <w:tcBorders>
               <w:top w:val="single" w:sz="6" w:space="0" w:color="1F1F1F"/>
               <w:left w:val="single" w:sz="6" w:space="0" w:color="1F1F1F"/>
@@ -3775,7 +3830,7 @@
         </w:trPr>
         <w:tc>
           <w:tcPr>
-            <w:tcW w:w="1200" w:type="dxa"/>
+            <w:tcW w:w="1132" w:type="dxa"/>
             <w:tcBorders>
               <w:top w:val="single" w:sz="6" w:space="0" w:color="1F1F1F"/>
               <w:left w:val="single" w:sz="6" w:space="0" w:color="1F1F1F"/>
@@ -3815,7 +3870,7 @@
         </w:tc>
         <w:tc>
           <w:tcPr>
-            <w:tcW w:w="1455" w:type="dxa"/>
+            <w:tcW w:w="2250" w:type="dxa"/>
             <w:tcBorders>
               <w:top w:val="single" w:sz="6" w:space="0" w:color="1F1F1F"/>
               <w:left w:val="single" w:sz="6" w:space="0" w:color="1F1F1F"/>
@@ -3853,7 +3908,7 @@
         </w:tc>
         <w:tc>
           <w:tcPr>
-            <w:tcW w:w="1440" w:type="dxa"/>
+            <w:tcW w:w="1530" w:type="dxa"/>
             <w:tcBorders>
               <w:top w:val="single" w:sz="6" w:space="0" w:color="1F1F1F"/>
               <w:left w:val="single" w:sz="6" w:space="0" w:color="1F1F1F"/>
@@ -3916,7 +3971,7 @@
         </w:trPr>
         <w:tc>
           <w:tcPr>
-            <w:tcW w:w="1200" w:type="dxa"/>
+            <w:tcW w:w="1132" w:type="dxa"/>
             <w:tcBorders>
               <w:top w:val="single" w:sz="6" w:space="0" w:color="1F1F1F"/>
               <w:left w:val="single" w:sz="6" w:space="0" w:color="1F1F1F"/>
@@ -3956,7 +4011,7 @@
         </w:tc>
         <w:tc>
           <w:tcPr>
-            <w:tcW w:w="1455" w:type="dxa"/>
+            <w:tcW w:w="2250" w:type="dxa"/>
             <w:tcBorders>
               <w:top w:val="single" w:sz="6" w:space="0" w:color="1F1F1F"/>
               <w:left w:val="single" w:sz="6" w:space="0" w:color="1F1F1F"/>
@@ -3994,7 +4049,7 @@
         </w:tc>
         <w:tc>
           <w:tcPr>
-            <w:tcW w:w="1440" w:type="dxa"/>
+            <w:tcW w:w="1530" w:type="dxa"/>
             <w:tcBorders>
               <w:top w:val="single" w:sz="6" w:space="0" w:color="1F1F1F"/>
               <w:left w:val="single" w:sz="6" w:space="0" w:color="1F1F1F"/>
@@ -4039,11 +4094,52 @@
           <w:ilvl w:val="0"/>
           <w:numId w:val="12"/>
         </w:numPr>
-        <w:jc w:val="both"/>
-        <w:rPr>
-          <w:rFonts w:ascii="Book Antiqua" w:eastAsia="Book Antiqua" w:hAnsi="Book Antiqua" w:cs="Book Antiqua"/>
-          <w:b/>
-          <w:bCs/>
+        <w:ind w:left="720"/>
+        <w:jc w:val="both"/>
+        <w:rPr>
+          <w:rFonts w:ascii="Book Antiqua" w:eastAsia="Book Antiqua" w:hAnsi="Book Antiqua" w:cs="Book Antiqua"/>
+          <w:b/>
+          <w:bCs/>
+          <w:sz w:val="20"/>
+          <w:szCs w:val="20"/>
+        </w:rPr>
+      </w:pPr>
+      <w:r>
+        <w:rPr>
+          <w:rFonts w:ascii="Book Antiqua" w:eastAsia="Book Antiqua" w:hAnsi="Book Antiqua" w:cs="Book Antiqua"/>
+          <w:b/>
+          <w:bCs/>
+          <w:sz w:val="20"/>
+          <w:szCs w:val="20"/>
+        </w:rPr>
+        <w:t>Kendala Pemanfaatan GitHub yang Belum Optimal</w:t>
+      </w:r>
+    </w:p>
+    <w:p>
+      <w:pPr>
+        <w:ind w:left="720" w:firstLine="720"/>
+        <w:jc w:val="both"/>
+        <w:rPr>
+          <w:rFonts w:ascii="Book Antiqua" w:eastAsia="Book Antiqua" w:hAnsi="Book Antiqua" w:cs="Book Antiqua"/>
+          <w:sz w:val="20"/>
+          <w:szCs w:val="20"/>
+        </w:rPr>
+      </w:pPr>
+      <w:r>
+        <w:rPr>
+          <w:rFonts w:ascii="Book Antiqua" w:eastAsia="Book Antiqua" w:hAnsi="Book Antiqua" w:cs="Book Antiqua"/>
+          <w:sz w:val="20"/>
+          <w:szCs w:val="20"/>
+        </w:rPr>
+        <w:t>Ditemukan tiga kendala utama yang menghambat optimalisasi GitHub:</w:t>
+      </w:r>
+    </w:p>
+    <w:p>
+      <w:pPr>
+        <w:ind w:left="720"/>
+        <w:jc w:val="both"/>
+        <w:rPr>
+          <w:rFonts w:ascii="Book Antiqua" w:eastAsia="Book Antiqua" w:hAnsi="Book Antiqua" w:cs="Book Antiqua"/>
           <w:sz w:val="20"/>
           <w:szCs w:val="20"/>
         </w:rPr>
@@ -4057,46 +4153,6 @@
           <w:szCs w:val="20"/>
         </w:rPr>
         <w:lastRenderedPageBreak/>
-        <w:t>Kendala Pemanfaatan GitHub yang Belum Optimal</w:t>
-      </w:r>
-    </w:p>
-    <w:p>
-      <w:pPr>
-        <w:ind w:left="1440" w:firstLine="720"/>
-        <w:jc w:val="both"/>
-        <w:rPr>
-          <w:rFonts w:ascii="Book Antiqua" w:eastAsia="Book Antiqua" w:hAnsi="Book Antiqua" w:cs="Book Antiqua"/>
-          <w:sz w:val="20"/>
-          <w:szCs w:val="20"/>
-        </w:rPr>
-      </w:pPr>
-      <w:r>
-        <w:rPr>
-          <w:rFonts w:ascii="Book Antiqua" w:eastAsia="Book Antiqua" w:hAnsi="Book Antiqua" w:cs="Book Antiqua"/>
-          <w:sz w:val="20"/>
-          <w:szCs w:val="20"/>
-        </w:rPr>
-        <w:t>Ditemukan tiga kendala utama yang menghambat optimalisasi GitHub:</w:t>
-      </w:r>
-    </w:p>
-    <w:p>
-      <w:pPr>
-        <w:ind w:left="1440"/>
-        <w:jc w:val="both"/>
-        <w:rPr>
-          <w:rFonts w:ascii="Book Antiqua" w:eastAsia="Book Antiqua" w:hAnsi="Book Antiqua" w:cs="Book Antiqua"/>
-          <w:sz w:val="20"/>
-          <w:szCs w:val="20"/>
-        </w:rPr>
-      </w:pPr>
-      <w:r>
-        <w:rPr>
-          <w:rFonts w:ascii="Book Antiqua" w:eastAsia="Book Antiqua" w:hAnsi="Book Antiqua" w:cs="Book Antiqua"/>
-          <w:b/>
-          <w:bCs/>
-          <w:sz w:val="20"/>
-          <w:szCs w:val="20"/>
-        </w:rPr>
         <w:t>1. Hambatan Teknis:</w:t>
       </w:r>
       <w:r>
@@ -4128,7 +4184,7 @@
     </w:p>
     <w:p>
       <w:pPr>
-        <w:ind w:left="1440"/>
+        <w:ind w:left="720"/>
         <w:jc w:val="both"/>
         <w:rPr>
           <w:rFonts w:ascii="Book Antiqua" w:eastAsia="Book Antiqua" w:hAnsi="Book Antiqua" w:cs="Book Antiqua"/>
@@ -4193,7 +4249,7 @@
     </w:p>
     <w:p>
       <w:pPr>
-        <w:ind w:left="1440"/>
+        <w:ind w:left="720"/>
         <w:jc w:val="both"/>
         <w:rPr>
           <w:rFonts w:ascii="Book Antiqua" w:eastAsia="Book Antiqua" w:hAnsi="Book Antiqua" w:cs="Book Antiqua"/>
@@ -4246,7 +4302,7 @@
     </w:p>
     <w:p>
       <w:pPr>
-        <w:ind w:left="1440" w:firstLine="720"/>
+        <w:ind w:left="720" w:firstLine="720"/>
         <w:jc w:val="both"/>
         <w:rPr>
           <w:rFonts w:ascii="Book Antiqua" w:eastAsia="Book Antiqua" w:hAnsi="Book Antiqua" w:cs="Book Antiqua"/>
@@ -4262,6 +4318,7 @@
           <w:ilvl w:val="0"/>
           <w:numId w:val="10"/>
         </w:numPr>
+        <w:ind w:left="360"/>
         <w:rPr>
           <w:rFonts w:ascii="Book Antiqua" w:eastAsia="Book Antiqua" w:hAnsi="Book Antiqua" w:cs="Book Antiqua"/>
           <w:b/>
@@ -4421,6 +4478,7 @@
           <w:ilvl w:val="0"/>
           <w:numId w:val="13"/>
         </w:numPr>
+        <w:ind w:left="360"/>
         <w:jc w:val="both"/>
         <w:rPr>
           <w:rFonts w:ascii="Book Antiqua" w:eastAsia="Book Antiqua" w:hAnsi="Book Antiqua" w:cs="Book Antiqua"/>
@@ -4443,28 +4501,20 @@
     </w:p>
     <w:p>
       <w:pPr>
-        <w:jc w:val="both"/>
-        <w:rPr>
-          <w:rFonts w:ascii="Book Antiqua" w:eastAsia="Book Antiqua" w:hAnsi="Book Antiqua" w:cs="Book Antiqua"/>
-          <w:sz w:val="20"/>
-          <w:szCs w:val="20"/>
-        </w:rPr>
-      </w:pPr>
-      <w:r>
-        <w:rPr>
-          <w:rFonts w:ascii="Book Antiqua" w:eastAsia="Book Antiqua" w:hAnsi="Book Antiqua" w:cs="Book Antiqua"/>
-          <w:sz w:val="20"/>
-          <w:szCs w:val="20"/>
-        </w:rPr>
-        <w:tab/>
-      </w:r>
-      <w:r>
-        <w:rPr>
-          <w:rFonts w:ascii="Book Antiqua" w:eastAsia="Book Antiqua" w:hAnsi="Book Antiqua" w:cs="Book Antiqua"/>
-          <w:sz w:val="20"/>
-          <w:szCs w:val="20"/>
-        </w:rPr>
-        <w:tab/>
+        <w:ind w:firstLine="360"/>
+        <w:jc w:val="both"/>
+        <w:rPr>
+          <w:rFonts w:ascii="Book Antiqua" w:eastAsia="Book Antiqua" w:hAnsi="Book Antiqua" w:cs="Book Antiqua"/>
+          <w:sz w:val="20"/>
+          <w:szCs w:val="20"/>
+        </w:rPr>
+      </w:pPr>
+      <w:r>
+        <w:rPr>
+          <w:rFonts w:ascii="Book Antiqua" w:eastAsia="Book Antiqua" w:hAnsi="Book Antiqua" w:cs="Book Antiqua"/>
+          <w:sz w:val="20"/>
+          <w:szCs w:val="20"/>
+        </w:rPr>
         <w:t>(Penelitian Deskriptif Kualitatif)</w:t>
       </w:r>
     </w:p>
@@ -4475,6 +4525,7 @@
           <w:ilvl w:val="0"/>
           <w:numId w:val="13"/>
         </w:numPr>
+        <w:ind w:left="360"/>
         <w:jc w:val="both"/>
         <w:rPr>
           <w:rFonts w:ascii="Book Antiqua" w:eastAsia="Book Antiqua" w:hAnsi="Book Antiqua" w:cs="Book Antiqua"/>
@@ -4512,6 +4563,7 @@
           <w:ilvl w:val="0"/>
           <w:numId w:val="13"/>
         </w:numPr>
+        <w:ind w:left="360"/>
         <w:jc w:val="both"/>
         <w:rPr>
           <w:rFonts w:ascii="Book Antiqua" w:eastAsia="Book Antiqua" w:hAnsi="Book Antiqua" w:cs="Book Antiqua"/>
@@ -4552,6 +4604,7 @@
           <w:ilvl w:val="0"/>
           <w:numId w:val="13"/>
         </w:numPr>
+        <w:ind w:left="360"/>
         <w:jc w:val="both"/>
         <w:rPr>
           <w:rFonts w:ascii="Book Antiqua" w:eastAsia="Book Antiqua" w:hAnsi="Book Antiqua" w:cs="Book Antiqua"/>
@@ -4592,6 +4645,7 @@
           <w:ilvl w:val="0"/>
           <w:numId w:val="13"/>
         </w:numPr>
+        <w:ind w:left="360"/>
         <w:jc w:val="both"/>
         <w:rPr>
           <w:rFonts w:ascii="Book Antiqua" w:eastAsia="Book Antiqua" w:hAnsi="Book Antiqua" w:cs="Book Antiqua"/>
@@ -4632,6 +4686,7 @@
           <w:ilvl w:val="0"/>
           <w:numId w:val="13"/>
         </w:numPr>
+        <w:ind w:left="360"/>
         <w:jc w:val="both"/>
         <w:rPr>
           <w:rFonts w:ascii="Book Antiqua" w:eastAsia="Book Antiqua" w:hAnsi="Book Antiqua" w:cs="Book Antiqua"/>
@@ -4661,7 +4716,7 @@
           <w:right w:val="nil"/>
           <w:between w:val="nil"/>
         </w:pBdr>
-        <w:ind w:left="1854"/>
+        <w:ind w:left="1134"/>
         <w:jc w:val="both"/>
         <w:rPr>
           <w:rFonts w:ascii="Book Antiqua" w:eastAsia="Book Antiqua" w:hAnsi="Book Antiqua" w:cs="Book Antiqua"/>
@@ -4678,6 +4733,7 @@
           <w:ilvl w:val="0"/>
           <w:numId w:val="13"/>
         </w:numPr>
+        <w:ind w:left="360"/>
         <w:jc w:val="both"/>
         <w:rPr>
           <w:rFonts w:ascii="Book Antiqua" w:eastAsia="Book Antiqua" w:hAnsi="Book Antiqua" w:cs="Book Antiqua"/>
@@ -4718,6 +4774,7 @@
           <w:ilvl w:val="0"/>
           <w:numId w:val="13"/>
         </w:numPr>
+        <w:ind w:left="360"/>
         <w:jc w:val="both"/>
         <w:rPr>
           <w:rFonts w:ascii="Book Antiqua" w:eastAsia="Book Antiqua" w:hAnsi="Book Antiqua" w:cs="Book Antiqua"/>
@@ -5930,7 +5987,7 @@
         <w:sz w:val="20"/>
         <w:szCs w:val="20"/>
       </w:rPr>
-      <w:t>15</w:t>
+      <w:t>1</w:t>
     </w:r>
     <w:r>
       <w:rPr>
@@ -8282,7 +8339,7 @@
 </file>
 
 <file path=customXml/itemProps1.xml><?xml version="1.0" encoding="utf-8"?>
-<ds:datastoreItem xmlns:ds="http://schemas.openxmlformats.org/officeDocument/2006/customXml" ds:itemID="{E479A050-C2C6-4A1F-8F51-6840207AD7BD}">
+<ds:datastoreItem xmlns:ds="http://schemas.openxmlformats.org/officeDocument/2006/customXml" ds:itemID="{D45BF91B-3B13-4868-BD99-0329754E5836}">
   <ds:schemaRefs>
     <ds:schemaRef ds:uri="http://schemas.openxmlformats.org/officeDocument/2006/bibliography"/>
   </ds:schemaRefs>

--- a/Bahasa Indonesia/108_Aisyah Currents_Tugas Skripsi_Revisi 5.docx
+++ b/Bahasa Indonesia/108_Aisyah Currents_Tugas Skripsi_Revisi 5.docx
@@ -39,20 +39,7 @@
     </w:p>
     <w:p>
       <w:pPr>
-        <w:jc w:val="center"/>
-        <w:rPr>
-          <w:rFonts w:ascii="Book Antiqua" w:eastAsia="Book Antiqua" w:hAnsi="Book Antiqua" w:cs="Book Antiqua"/>
-          <w:b/>
-          <w:bCs/>
-          <w:sz w:val="20"/>
-          <w:szCs w:val="20"/>
-        </w:rPr>
-      </w:pPr>
-    </w:p>
-    <w:p>
-      <w:pPr>
         <w:spacing w:line="240" w:lineRule="auto"/>
-        <w:jc w:val="center"/>
         <w:rPr>
           <w:rFonts w:ascii="Book Antiqua" w:eastAsia="Book Antiqua" w:hAnsi="Book Antiqua" w:cs="Book Antiqua"/>
           <w:b/>
@@ -208,20 +195,10 @@
           <w:sz w:val="20"/>
           <w:szCs w:val="20"/>
         </w:rPr>
-        <w:t>25091397108 / 2025I</w:t>
-      </w:r>
-    </w:p>
-    <w:p>
-      <w:pPr>
-        <w:spacing w:before="240" w:after="240" w:line="240" w:lineRule="auto"/>
-        <w:rPr>
-          <w:rFonts w:ascii="Book Antiqua" w:eastAsia="Book Antiqua" w:hAnsi="Book Antiqua" w:cs="Book Antiqua"/>
-          <w:b/>
-          <w:bCs/>
-          <w:sz w:val="20"/>
-          <w:szCs w:val="20"/>
-        </w:rPr>
-      </w:pPr>
+        <w:t xml:space="preserve">25091397108 </w:t>
+      </w:r>
+      <w:bookmarkStart w:id="0" w:name="_GoBack"/>
+      <w:bookmarkEnd w:id="0"/>
     </w:p>
     <w:p>
       <w:pPr>
@@ -359,7 +336,7 @@
           <w:sz w:val="20"/>
           <w:szCs w:val="20"/>
         </w:rPr>
-        <w:t xml:space="preserve"> D4-</w:t>
+        <w:t xml:space="preserve"> D-4 </w:t>
       </w:r>
       <w:r>
         <w:rPr>
@@ -669,8 +646,8 @@
           <w:szCs w:val="20"/>
         </w:rPr>
       </w:pPr>
-      <w:bookmarkStart w:id="0" w:name="_h6ozrjspqbp3" w:colFirst="0" w:colLast="0"/>
-      <w:bookmarkEnd w:id="0"/>
+      <w:bookmarkStart w:id="1" w:name="_h6ozrjspqbp3" w:colFirst="0" w:colLast="0"/>
+      <w:bookmarkEnd w:id="1"/>
       <w:r>
         <w:rPr>
           <w:rFonts w:ascii="Book Antiqua" w:eastAsia="Book Antiqua" w:hAnsi="Book Antiqua" w:cs="Book Antiqua"/>
@@ -1398,8 +1375,6 @@
         </w:rPr>
         <w:fldChar w:fldCharType="end"/>
       </w:r>
-      <w:bookmarkStart w:id="1" w:name="_GoBack"/>
-      <w:bookmarkEnd w:id="1"/>
     </w:p>
     <w:p>
       <w:pPr>
@@ -1698,7 +1673,23 @@
           <w:sz w:val="20"/>
           <w:szCs w:val="20"/>
         </w:rPr>
-        <w:t>Agar penelitian lebih terarah dan tidak melebar, maka penelitian ini dibatasi pada:</w:t>
+        <w:t xml:space="preserve">Agar penelitian lebih </w:t>
+      </w:r>
+      <w:r>
+        <w:rPr>
+          <w:rFonts w:ascii="Book Antiqua" w:eastAsia="Book Antiqua" w:hAnsi="Book Antiqua" w:cs="Book Antiqua"/>
+          <w:sz w:val="20"/>
+          <w:szCs w:val="20"/>
+        </w:rPr>
+        <w:t xml:space="preserve">terarah dan tidak melebar, </w:t>
+      </w:r>
+      <w:r>
+        <w:rPr>
+          <w:rFonts w:ascii="Book Antiqua" w:eastAsia="Book Antiqua" w:hAnsi="Book Antiqua" w:cs="Book Antiqua"/>
+          <w:sz w:val="20"/>
+          <w:szCs w:val="20"/>
+        </w:rPr>
+        <w:t>penelitian ini dibatasi pada:</w:t>
       </w:r>
     </w:p>
     <w:p>
@@ -1819,7 +1810,23 @@
           <w:sz w:val="20"/>
           <w:szCs w:val="20"/>
         </w:rPr>
-        <w:t>Berdasarkan latar belakang tersebut, maka didapatkan rumusan masalah sebagai berikut:</w:t>
+        <w:t>Berdasark</w:t>
+      </w:r>
+      <w:r>
+        <w:rPr>
+          <w:rFonts w:ascii="Book Antiqua" w:eastAsia="Book Antiqua" w:hAnsi="Book Antiqua" w:cs="Book Antiqua"/>
+          <w:sz w:val="20"/>
+          <w:szCs w:val="20"/>
+        </w:rPr>
+        <w:t>an latar belakang tersebut,</w:t>
+      </w:r>
+      <w:r>
+        <w:rPr>
+          <w:rFonts w:ascii="Book Antiqua" w:eastAsia="Book Antiqua" w:hAnsi="Book Antiqua" w:cs="Book Antiqua"/>
+          <w:sz w:val="20"/>
+          <w:szCs w:val="20"/>
+        </w:rPr>
+        <w:t xml:space="preserve"> didapatkan rumusan masalah sebagai berikut:</w:t>
       </w:r>
     </w:p>
     <w:p>
@@ -1877,75 +1884,6 @@
           <w:sz w:val="20"/>
           <w:szCs w:val="20"/>
         </w:rPr>
-        <w:t xml:space="preserve">Sejauh mana mahasiswa memanfaatkan fitur-fitur GitHub (seperti </w:t>
-      </w:r>
-      <w:r>
-        <w:rPr>
-          <w:rFonts w:ascii="Book Antiqua" w:eastAsia="Book Antiqua" w:hAnsi="Book Antiqua" w:cs="Book Antiqua"/>
-          <w:i/>
-          <w:iCs/>
-          <w:color w:val="000000"/>
-          <w:sz w:val="20"/>
-          <w:szCs w:val="20"/>
-        </w:rPr>
-        <w:t>pull requests, code review,</w:t>
-      </w:r>
-      <w:r>
-        <w:rPr>
-          <w:rFonts w:ascii="Book Antiqua" w:eastAsia="Book Antiqua" w:hAnsi="Book Antiqua" w:cs="Book Antiqua"/>
-          <w:color w:val="000000"/>
-          <w:sz w:val="20"/>
-          <w:szCs w:val="20"/>
-        </w:rPr>
-        <w:t xml:space="preserve"> dan </w:t>
-      </w:r>
-      <w:r>
-        <w:rPr>
-          <w:rFonts w:ascii="Book Antiqua" w:eastAsia="Book Antiqua" w:hAnsi="Book Antiqua" w:cs="Book Antiqua"/>
-          <w:i/>
-          <w:iCs/>
-          <w:color w:val="000000"/>
-          <w:sz w:val="20"/>
-          <w:szCs w:val="20"/>
-        </w:rPr>
-        <w:t>forking</w:t>
-      </w:r>
-      <w:r>
-        <w:rPr>
-          <w:rFonts w:ascii="Book Antiqua" w:eastAsia="Book Antiqua" w:hAnsi="Book Antiqua" w:cs="Book Antiqua"/>
-          <w:color w:val="000000"/>
-          <w:sz w:val="20"/>
-          <w:szCs w:val="20"/>
-        </w:rPr>
-        <w:t>) sebagai sarana observasi dalam praktik pengembangan perangkat lunak?</w:t>
-      </w:r>
-    </w:p>
-    <w:p>
-      <w:pPr>
-        <w:numPr>
-          <w:ilvl w:val="0"/>
-          <w:numId w:val="5"/>
-        </w:numPr>
-        <w:pBdr>
-          <w:top w:val="nil"/>
-          <w:left w:val="nil"/>
-          <w:bottom w:val="nil"/>
-          <w:right w:val="nil"/>
-          <w:between w:val="nil"/>
-        </w:pBdr>
-        <w:ind w:left="720"/>
-        <w:jc w:val="both"/>
-        <w:rPr>
-          <w:color w:val="000000"/>
-        </w:rPr>
-      </w:pPr>
-      <w:r>
-        <w:rPr>
-          <w:rFonts w:ascii="Book Antiqua" w:eastAsia="Book Antiqua" w:hAnsi="Book Antiqua" w:cs="Book Antiqua"/>
-          <w:color w:val="000000"/>
-          <w:sz w:val="20"/>
-          <w:szCs w:val="20"/>
-        </w:rPr>
         <w:t xml:space="preserve">Bagaimana proses pembelajaran kolaboratif mahasiswa Manajemen Informatika melalui platform GitHub jika ditinjau dari perspektif </w:t>
       </w:r>
       <w:r>
@@ -2171,7 +2109,6 @@
           <w:sz w:val="20"/>
           <w:szCs w:val="20"/>
         </w:rPr>
-        <w:lastRenderedPageBreak/>
         <w:t>Penelitian ini diharapkan memberikan manfaat sebagai berikut:</w:t>
       </w:r>
     </w:p>
@@ -2201,7 +2138,17 @@
           <w:sz w:val="20"/>
           <w:szCs w:val="20"/>
         </w:rPr>
-        <w:t xml:space="preserve">Secara teoritis memberikan kontribusi bagi pengembangan ilmu pendidikan teknologi informasi, khususnya dalam memvalidasi relevansi </w:t>
+        <w:t xml:space="preserve">Secara teoritis memberikan kontribusi bagi pengembangan ilmu pendidikan teknologi informasi, </w:t>
+      </w:r>
+      <w:r>
+        <w:rPr>
+          <w:rFonts w:ascii="Book Antiqua" w:eastAsia="Book Antiqua" w:hAnsi="Book Antiqua" w:cs="Book Antiqua"/>
+          <w:color w:val="000000"/>
+          <w:sz w:val="20"/>
+          <w:szCs w:val="20"/>
+        </w:rPr>
+        <w:lastRenderedPageBreak/>
+        <w:t xml:space="preserve">khususnya dalam memvalidasi relevansi </w:t>
       </w:r>
       <w:r>
         <w:rPr>
@@ -3377,29 +3324,21 @@
         <w:jc w:val="both"/>
         <w:rPr>
           <w:rFonts w:ascii="Book Antiqua" w:eastAsia="Book Antiqua" w:hAnsi="Book Antiqua" w:cs="Book Antiqua"/>
-          <w:sz w:val="20"/>
-          <w:szCs w:val="20"/>
-        </w:rPr>
-      </w:pPr>
-      <w:r>
-        <w:rPr>
-          <w:rFonts w:ascii="Book Antiqua" w:eastAsia="Book Antiqua" w:hAnsi="Book Antiqua" w:cs="Book Antiqua"/>
-          <w:b/>
-          <w:bCs/>
-          <w:sz w:val="20"/>
-          <w:szCs w:val="20"/>
-        </w:rPr>
-        <w:t>P</w:t>
-      </w:r>
-      <w:r>
-        <w:rPr>
-          <w:rFonts w:ascii="Book Antiqua" w:eastAsia="Book Antiqua" w:hAnsi="Book Antiqua" w:cs="Book Antiqua"/>
-          <w:b/>
-          <w:bCs/>
-          <w:sz w:val="20"/>
-          <w:szCs w:val="20"/>
-        </w:rPr>
-        <w:t>ola Interaksi dan Pemanfaatan Fitur GitHub</w:t>
+          <w:b/>
+          <w:bCs/>
+          <w:sz w:val="20"/>
+          <w:szCs w:val="20"/>
+        </w:rPr>
+      </w:pPr>
+      <w:r>
+        <w:rPr>
+          <w:rFonts w:ascii="Book Antiqua" w:eastAsia="Book Antiqua" w:hAnsi="Book Antiqua" w:cs="Book Antiqua"/>
+          <w:b/>
+          <w:bCs/>
+          <w:sz w:val="20"/>
+          <w:szCs w:val="20"/>
+        </w:rPr>
+        <w:t>Kendala Pemanfaatan GitHub yang Belum Optimal</w:t>
       </w:r>
     </w:p>
     <w:p>
@@ -3418,7 +3357,7 @@
           <w:sz w:val="20"/>
           <w:szCs w:val="20"/>
         </w:rPr>
-        <w:t>Penelitian menemukan pola interaksi yang dominan pada fitur-fitur berikut:</w:t>
+        <w:t>Ditemukan tiga kendala utama yang menghambat optimalisasi GitHub:</w:t>
       </w:r>
     </w:p>
     <w:p>
@@ -3431,728 +3370,14 @@
           <w:szCs w:val="20"/>
         </w:rPr>
       </w:pPr>
-    </w:p>
-    <w:tbl>
-      <w:tblPr>
-        <w:tblStyle w:val="a"/>
-        <w:tblW w:w="4912" w:type="dxa"/>
-        <w:tblInd w:w="750" w:type="dxa"/>
-        <w:tblBorders>
-          <w:top w:val="nil"/>
-          <w:left w:val="nil"/>
-          <w:bottom w:val="nil"/>
-          <w:right w:val="nil"/>
-          <w:insideH w:val="nil"/>
-          <w:insideV w:val="nil"/>
-        </w:tblBorders>
-        <w:tblLayout w:type="fixed"/>
-        <w:tblLook w:val="0600" w:firstRow="0" w:lastRow="0" w:firstColumn="0" w:lastColumn="0" w:noHBand="1" w:noVBand="1"/>
-      </w:tblPr>
-      <w:tblGrid>
-        <w:gridCol w:w="1132"/>
-        <w:gridCol w:w="2250"/>
-        <w:gridCol w:w="1530"/>
-      </w:tblGrid>
-      <w:tr>
-        <w:trPr>
-          <w:trHeight w:val="1065"/>
-        </w:trPr>
-        <w:tc>
-          <w:tcPr>
-            <w:tcW w:w="1132" w:type="dxa"/>
-            <w:tcBorders>
-              <w:top w:val="single" w:sz="6" w:space="0" w:color="1F1F1F"/>
-              <w:left w:val="single" w:sz="6" w:space="0" w:color="1F1F1F"/>
-              <w:bottom w:val="single" w:sz="6" w:space="0" w:color="1F1F1F"/>
-              <w:right w:val="single" w:sz="6" w:space="0" w:color="1F1F1F"/>
-            </w:tcBorders>
-            <w:shd w:val="clear" w:color="auto" w:fill="EFEFEF"/>
-            <w:tcMar>
-              <w:top w:w="240" w:type="dxa"/>
-              <w:left w:w="0" w:type="dxa"/>
-              <w:bottom w:w="240" w:type="dxa"/>
-              <w:right w:w="180" w:type="dxa"/>
-            </w:tcMar>
-          </w:tcPr>
-          <w:p>
-            <w:pPr>
-              <w:widowControl w:val="0"/>
-              <w:jc w:val="both"/>
-              <w:rPr>
-                <w:rFonts w:ascii="Book Antiqua" w:eastAsia="Book Antiqua" w:hAnsi="Book Antiqua" w:cs="Book Antiqua"/>
-                <w:color w:val="1F1F1F"/>
-                <w:sz w:val="20"/>
-                <w:szCs w:val="20"/>
-              </w:rPr>
-            </w:pPr>
-            <w:r>
-              <w:rPr>
-                <w:rFonts w:ascii="Book Antiqua" w:eastAsia="Book Antiqua" w:hAnsi="Book Antiqua" w:cs="Book Antiqua"/>
-                <w:b/>
-                <w:bCs/>
-                <w:color w:val="1F1F1F"/>
-                <w:sz w:val="20"/>
-                <w:szCs w:val="20"/>
-              </w:rPr>
-              <w:t>Fitur GitHub</w:t>
-            </w:r>
-          </w:p>
-        </w:tc>
-        <w:tc>
-          <w:tcPr>
-            <w:tcW w:w="2250" w:type="dxa"/>
-            <w:tcBorders>
-              <w:top w:val="single" w:sz="6" w:space="0" w:color="1F1F1F"/>
-              <w:left w:val="single" w:sz="6" w:space="0" w:color="1F1F1F"/>
-              <w:bottom w:val="single" w:sz="6" w:space="0" w:color="1F1F1F"/>
-              <w:right w:val="single" w:sz="6" w:space="0" w:color="1F1F1F"/>
-            </w:tcBorders>
-            <w:shd w:val="clear" w:color="auto" w:fill="EFEFEF"/>
-            <w:tcMar>
-              <w:top w:w="240" w:type="dxa"/>
-              <w:left w:w="0" w:type="dxa"/>
-              <w:bottom w:w="240" w:type="dxa"/>
-              <w:right w:w="180" w:type="dxa"/>
-            </w:tcMar>
-          </w:tcPr>
-          <w:p>
-            <w:pPr>
-              <w:widowControl w:val="0"/>
-              <w:jc w:val="both"/>
-              <w:rPr>
-                <w:rFonts w:ascii="Book Antiqua" w:eastAsia="Book Antiqua" w:hAnsi="Book Antiqua" w:cs="Book Antiqua"/>
-                <w:color w:val="1F1F1F"/>
-                <w:sz w:val="20"/>
-                <w:szCs w:val="20"/>
-              </w:rPr>
-            </w:pPr>
-            <w:r>
-              <w:rPr>
-                <w:rFonts w:ascii="Book Antiqua" w:eastAsia="Book Antiqua" w:hAnsi="Book Antiqua" w:cs="Book Antiqua"/>
-                <w:b/>
-                <w:bCs/>
-                <w:color w:val="1F1F1F"/>
-                <w:sz w:val="20"/>
-                <w:szCs w:val="20"/>
-              </w:rPr>
-              <w:t>Tingkat Pemanfaatan</w:t>
-            </w:r>
-          </w:p>
-        </w:tc>
-        <w:tc>
-          <w:tcPr>
-            <w:tcW w:w="1530" w:type="dxa"/>
-            <w:tcBorders>
-              <w:top w:val="single" w:sz="6" w:space="0" w:color="1F1F1F"/>
-              <w:left w:val="single" w:sz="6" w:space="0" w:color="1F1F1F"/>
-              <w:bottom w:val="single" w:sz="6" w:space="0" w:color="1F1F1F"/>
-              <w:right w:val="single" w:sz="6" w:space="0" w:color="1F1F1F"/>
-            </w:tcBorders>
-            <w:shd w:val="clear" w:color="auto" w:fill="EFEFEF"/>
-            <w:tcMar>
-              <w:top w:w="240" w:type="dxa"/>
-              <w:left w:w="0" w:type="dxa"/>
-              <w:bottom w:w="240" w:type="dxa"/>
-              <w:right w:w="0" w:type="dxa"/>
-            </w:tcMar>
-          </w:tcPr>
-          <w:p>
-            <w:pPr>
-              <w:widowControl w:val="0"/>
-              <w:jc w:val="both"/>
-              <w:rPr>
-                <w:rFonts w:ascii="Book Antiqua" w:eastAsia="Book Antiqua" w:hAnsi="Book Antiqua" w:cs="Book Antiqua"/>
-                <w:color w:val="1F1F1F"/>
-                <w:sz w:val="20"/>
-                <w:szCs w:val="20"/>
-              </w:rPr>
-            </w:pPr>
-            <w:r>
-              <w:rPr>
-                <w:rFonts w:ascii="Book Antiqua" w:eastAsia="Book Antiqua" w:hAnsi="Book Antiqua" w:cs="Book Antiqua"/>
-                <w:b/>
-                <w:bCs/>
-                <w:color w:val="1F1F1F"/>
-                <w:sz w:val="20"/>
-                <w:szCs w:val="20"/>
-              </w:rPr>
-              <w:t>Fungsi dalam Pembelajaran</w:t>
-            </w:r>
-          </w:p>
-        </w:tc>
-      </w:tr>
-      <w:tr>
-        <w:trPr>
-          <w:trHeight w:val="1065"/>
-        </w:trPr>
-        <w:tc>
-          <w:tcPr>
-            <w:tcW w:w="1132" w:type="dxa"/>
-            <w:tcBorders>
-              <w:top w:val="single" w:sz="6" w:space="0" w:color="1F1F1F"/>
-              <w:left w:val="single" w:sz="6" w:space="0" w:color="1F1F1F"/>
-              <w:bottom w:val="single" w:sz="6" w:space="0" w:color="1F1F1F"/>
-              <w:right w:val="single" w:sz="6" w:space="0" w:color="1F1F1F"/>
-            </w:tcBorders>
-            <w:tcMar>
-              <w:top w:w="240" w:type="dxa"/>
-              <w:left w:w="0" w:type="dxa"/>
-              <w:bottom w:w="240" w:type="dxa"/>
-              <w:right w:w="180" w:type="dxa"/>
-            </w:tcMar>
-          </w:tcPr>
-          <w:p>
-            <w:pPr>
-              <w:widowControl w:val="0"/>
-              <w:jc w:val="both"/>
-              <w:rPr>
-                <w:rFonts w:ascii="Book Antiqua" w:eastAsia="Book Antiqua" w:hAnsi="Book Antiqua" w:cs="Book Antiqua"/>
-                <w:color w:val="1F1F1F"/>
-                <w:sz w:val="20"/>
-                <w:szCs w:val="20"/>
-              </w:rPr>
-            </w:pPr>
-            <w:r>
-              <w:rPr>
-                <w:rFonts w:ascii="Book Antiqua" w:eastAsia="Book Antiqua" w:hAnsi="Book Antiqua" w:cs="Book Antiqua"/>
-                <w:b/>
-                <w:bCs/>
-                <w:color w:val="1F1F1F"/>
-                <w:sz w:val="20"/>
-                <w:szCs w:val="20"/>
-              </w:rPr>
-              <w:lastRenderedPageBreak/>
-              <w:t>Pull Requests</w:t>
-            </w:r>
-          </w:p>
-        </w:tc>
-        <w:tc>
-          <w:tcPr>
-            <w:tcW w:w="2250" w:type="dxa"/>
-            <w:tcBorders>
-              <w:top w:val="single" w:sz="6" w:space="0" w:color="1F1F1F"/>
-              <w:left w:val="single" w:sz="6" w:space="0" w:color="1F1F1F"/>
-              <w:bottom w:val="single" w:sz="6" w:space="0" w:color="1F1F1F"/>
-              <w:right w:val="single" w:sz="6" w:space="0" w:color="1F1F1F"/>
-            </w:tcBorders>
-            <w:tcMar>
-              <w:top w:w="240" w:type="dxa"/>
-              <w:left w:w="0" w:type="dxa"/>
-              <w:bottom w:w="240" w:type="dxa"/>
-              <w:right w:w="180" w:type="dxa"/>
-            </w:tcMar>
-          </w:tcPr>
-          <w:p>
-            <w:pPr>
-              <w:widowControl w:val="0"/>
-              <w:jc w:val="both"/>
-              <w:rPr>
-                <w:rFonts w:ascii="Book Antiqua" w:eastAsia="Book Antiqua" w:hAnsi="Book Antiqua" w:cs="Book Antiqua"/>
-                <w:color w:val="1F1F1F"/>
-                <w:sz w:val="20"/>
-                <w:szCs w:val="20"/>
-              </w:rPr>
-            </w:pPr>
-            <w:r>
-              <w:rPr>
-                <w:rFonts w:ascii="Book Antiqua" w:eastAsia="Book Antiqua" w:hAnsi="Book Antiqua" w:cs="Book Antiqua"/>
-                <w:color w:val="1F1F1F"/>
-                <w:sz w:val="20"/>
-                <w:szCs w:val="20"/>
-              </w:rPr>
-              <w:t>Sedang</w:t>
-            </w:r>
-          </w:p>
-        </w:tc>
-        <w:tc>
-          <w:tcPr>
-            <w:tcW w:w="1530" w:type="dxa"/>
-            <w:tcBorders>
-              <w:top w:val="single" w:sz="6" w:space="0" w:color="1F1F1F"/>
-              <w:left w:val="single" w:sz="6" w:space="0" w:color="1F1F1F"/>
-              <w:bottom w:val="single" w:sz="6" w:space="0" w:color="1F1F1F"/>
-              <w:right w:val="single" w:sz="6" w:space="0" w:color="1F1F1F"/>
-            </w:tcBorders>
-            <w:tcMar>
-              <w:top w:w="240" w:type="dxa"/>
-              <w:left w:w="0" w:type="dxa"/>
-              <w:bottom w:w="240" w:type="dxa"/>
-              <w:right w:w="0" w:type="dxa"/>
-            </w:tcMar>
-          </w:tcPr>
-          <w:p>
-            <w:pPr>
-              <w:widowControl w:val="0"/>
-              <w:jc w:val="both"/>
-              <w:rPr>
-                <w:rFonts w:ascii="Book Antiqua" w:eastAsia="Book Antiqua" w:hAnsi="Book Antiqua" w:cs="Book Antiqua"/>
-                <w:color w:val="1F1F1F"/>
-                <w:sz w:val="20"/>
-                <w:szCs w:val="20"/>
-              </w:rPr>
-            </w:pPr>
-            <w:r>
-              <w:rPr>
-                <w:rFonts w:ascii="Book Antiqua" w:eastAsia="Book Antiqua" w:hAnsi="Book Antiqua" w:cs="Book Antiqua"/>
-                <w:color w:val="1F1F1F"/>
-                <w:sz w:val="20"/>
-                <w:szCs w:val="20"/>
-              </w:rPr>
-              <w:t>Sarana diskusi teknis sebelum kode digabungkan.</w:t>
-            </w:r>
-          </w:p>
-        </w:tc>
-      </w:tr>
-      <w:tr>
-        <w:trPr>
-          <w:trHeight w:val="1065"/>
-        </w:trPr>
-        <w:tc>
-          <w:tcPr>
-            <w:tcW w:w="1132" w:type="dxa"/>
-            <w:tcBorders>
-              <w:top w:val="single" w:sz="6" w:space="0" w:color="1F1F1F"/>
-              <w:left w:val="single" w:sz="6" w:space="0" w:color="1F1F1F"/>
-              <w:bottom w:val="single" w:sz="6" w:space="0" w:color="1F1F1F"/>
-              <w:right w:val="single" w:sz="6" w:space="0" w:color="1F1F1F"/>
-            </w:tcBorders>
-            <w:tcMar>
-              <w:top w:w="240" w:type="dxa"/>
-              <w:left w:w="0" w:type="dxa"/>
-              <w:bottom w:w="240" w:type="dxa"/>
-              <w:right w:w="180" w:type="dxa"/>
-            </w:tcMar>
-          </w:tcPr>
-          <w:p>
-            <w:pPr>
-              <w:widowControl w:val="0"/>
-              <w:jc w:val="both"/>
-              <w:rPr>
-                <w:rFonts w:ascii="Book Antiqua" w:eastAsia="Book Antiqua" w:hAnsi="Book Antiqua" w:cs="Book Antiqua"/>
-                <w:color w:val="1F1F1F"/>
-                <w:sz w:val="20"/>
-                <w:szCs w:val="20"/>
-              </w:rPr>
-            </w:pPr>
-            <w:r>
-              <w:rPr>
-                <w:rFonts w:ascii="Book Antiqua" w:eastAsia="Book Antiqua" w:hAnsi="Book Antiqua" w:cs="Book Antiqua"/>
-                <w:b/>
-                <w:bCs/>
-                <w:color w:val="1F1F1F"/>
-                <w:sz w:val="20"/>
-                <w:szCs w:val="20"/>
-              </w:rPr>
-              <w:t>Commit History</w:t>
-            </w:r>
-          </w:p>
-        </w:tc>
-        <w:tc>
-          <w:tcPr>
-            <w:tcW w:w="2250" w:type="dxa"/>
-            <w:tcBorders>
-              <w:top w:val="single" w:sz="6" w:space="0" w:color="1F1F1F"/>
-              <w:left w:val="single" w:sz="6" w:space="0" w:color="1F1F1F"/>
-              <w:bottom w:val="single" w:sz="6" w:space="0" w:color="1F1F1F"/>
-              <w:right w:val="single" w:sz="6" w:space="0" w:color="1F1F1F"/>
-            </w:tcBorders>
-            <w:tcMar>
-              <w:top w:w="240" w:type="dxa"/>
-              <w:left w:w="0" w:type="dxa"/>
-              <w:bottom w:w="240" w:type="dxa"/>
-              <w:right w:w="180" w:type="dxa"/>
-            </w:tcMar>
-          </w:tcPr>
-          <w:p>
-            <w:pPr>
-              <w:widowControl w:val="0"/>
-              <w:jc w:val="both"/>
-              <w:rPr>
-                <w:rFonts w:ascii="Book Antiqua" w:eastAsia="Book Antiqua" w:hAnsi="Book Antiqua" w:cs="Book Antiqua"/>
-                <w:color w:val="1F1F1F"/>
-                <w:sz w:val="20"/>
-                <w:szCs w:val="20"/>
-              </w:rPr>
-            </w:pPr>
-            <w:r>
-              <w:rPr>
-                <w:rFonts w:ascii="Book Antiqua" w:eastAsia="Book Antiqua" w:hAnsi="Book Antiqua" w:cs="Book Antiqua"/>
-                <w:color w:val="1F1F1F"/>
-                <w:sz w:val="20"/>
-                <w:szCs w:val="20"/>
-              </w:rPr>
-              <w:t>Tinggi</w:t>
-            </w:r>
-          </w:p>
-        </w:tc>
-        <w:tc>
-          <w:tcPr>
-            <w:tcW w:w="1530" w:type="dxa"/>
-            <w:tcBorders>
-              <w:top w:val="single" w:sz="6" w:space="0" w:color="1F1F1F"/>
-              <w:left w:val="single" w:sz="6" w:space="0" w:color="1F1F1F"/>
-              <w:bottom w:val="single" w:sz="6" w:space="0" w:color="1F1F1F"/>
-              <w:right w:val="single" w:sz="6" w:space="0" w:color="1F1F1F"/>
-            </w:tcBorders>
-            <w:tcMar>
-              <w:top w:w="240" w:type="dxa"/>
-              <w:left w:w="0" w:type="dxa"/>
-              <w:bottom w:w="240" w:type="dxa"/>
-              <w:right w:w="0" w:type="dxa"/>
-            </w:tcMar>
-          </w:tcPr>
-          <w:p>
-            <w:pPr>
-              <w:widowControl w:val="0"/>
-              <w:jc w:val="both"/>
-              <w:rPr>
-                <w:rFonts w:ascii="Book Antiqua" w:eastAsia="Book Antiqua" w:hAnsi="Book Antiqua" w:cs="Book Antiqua"/>
-                <w:color w:val="1F1F1F"/>
-                <w:sz w:val="20"/>
-                <w:szCs w:val="20"/>
-              </w:rPr>
-            </w:pPr>
-            <w:r>
-              <w:rPr>
-                <w:rFonts w:ascii="Book Antiqua" w:eastAsia="Book Antiqua" w:hAnsi="Book Antiqua" w:cs="Book Antiqua"/>
-                <w:color w:val="1F1F1F"/>
-                <w:sz w:val="20"/>
-                <w:szCs w:val="20"/>
-              </w:rPr>
-              <w:t>Alat observasi untuk melihat evolusi logika berpikir rekan sejawat.</w:t>
-            </w:r>
-          </w:p>
-        </w:tc>
-      </w:tr>
-      <w:tr>
-        <w:trPr>
-          <w:trHeight w:val="1065"/>
-        </w:trPr>
-        <w:tc>
-          <w:tcPr>
-            <w:tcW w:w="1132" w:type="dxa"/>
-            <w:tcBorders>
-              <w:top w:val="single" w:sz="6" w:space="0" w:color="1F1F1F"/>
-              <w:left w:val="single" w:sz="6" w:space="0" w:color="1F1F1F"/>
-              <w:bottom w:val="single" w:sz="6" w:space="0" w:color="1F1F1F"/>
-              <w:right w:val="single" w:sz="6" w:space="0" w:color="1F1F1F"/>
-            </w:tcBorders>
-            <w:tcMar>
-              <w:top w:w="240" w:type="dxa"/>
-              <w:left w:w="0" w:type="dxa"/>
-              <w:bottom w:w="240" w:type="dxa"/>
-              <w:right w:w="180" w:type="dxa"/>
-            </w:tcMar>
-          </w:tcPr>
-          <w:p>
-            <w:pPr>
-              <w:widowControl w:val="0"/>
-              <w:jc w:val="both"/>
-              <w:rPr>
-                <w:rFonts w:ascii="Book Antiqua" w:eastAsia="Book Antiqua" w:hAnsi="Book Antiqua" w:cs="Book Antiqua"/>
-                <w:color w:val="1F1F1F"/>
-                <w:sz w:val="20"/>
-                <w:szCs w:val="20"/>
-              </w:rPr>
-            </w:pPr>
-            <w:r>
-              <w:rPr>
-                <w:rFonts w:ascii="Book Antiqua" w:eastAsia="Book Antiqua" w:hAnsi="Book Antiqua" w:cs="Book Antiqua"/>
-                <w:b/>
-                <w:bCs/>
-                <w:color w:val="1F1F1F"/>
-                <w:sz w:val="20"/>
-                <w:szCs w:val="20"/>
-              </w:rPr>
-              <w:t>Issues</w:t>
-            </w:r>
-          </w:p>
-        </w:tc>
-        <w:tc>
-          <w:tcPr>
-            <w:tcW w:w="2250" w:type="dxa"/>
-            <w:tcBorders>
-              <w:top w:val="single" w:sz="6" w:space="0" w:color="1F1F1F"/>
-              <w:left w:val="single" w:sz="6" w:space="0" w:color="1F1F1F"/>
-              <w:bottom w:val="single" w:sz="6" w:space="0" w:color="1F1F1F"/>
-              <w:right w:val="single" w:sz="6" w:space="0" w:color="1F1F1F"/>
-            </w:tcBorders>
-            <w:tcMar>
-              <w:top w:w="240" w:type="dxa"/>
-              <w:left w:w="0" w:type="dxa"/>
-              <w:bottom w:w="240" w:type="dxa"/>
-              <w:right w:w="180" w:type="dxa"/>
-            </w:tcMar>
-          </w:tcPr>
-          <w:p>
-            <w:pPr>
-              <w:widowControl w:val="0"/>
-              <w:jc w:val="both"/>
-              <w:rPr>
-                <w:rFonts w:ascii="Book Antiqua" w:eastAsia="Book Antiqua" w:hAnsi="Book Antiqua" w:cs="Book Antiqua"/>
-                <w:color w:val="1F1F1F"/>
-                <w:sz w:val="20"/>
-                <w:szCs w:val="20"/>
-              </w:rPr>
-            </w:pPr>
-            <w:r>
-              <w:rPr>
-                <w:rFonts w:ascii="Book Antiqua" w:eastAsia="Book Antiqua" w:hAnsi="Book Antiqua" w:cs="Book Antiqua"/>
-                <w:color w:val="1F1F1F"/>
-                <w:sz w:val="20"/>
-                <w:szCs w:val="20"/>
-              </w:rPr>
-              <w:t>Rendah</w:t>
-            </w:r>
-          </w:p>
-        </w:tc>
-        <w:tc>
-          <w:tcPr>
-            <w:tcW w:w="1530" w:type="dxa"/>
-            <w:tcBorders>
-              <w:top w:val="single" w:sz="6" w:space="0" w:color="1F1F1F"/>
-              <w:left w:val="single" w:sz="6" w:space="0" w:color="1F1F1F"/>
-              <w:bottom w:val="single" w:sz="6" w:space="0" w:color="1F1F1F"/>
-              <w:right w:val="single" w:sz="6" w:space="0" w:color="1F1F1F"/>
-            </w:tcBorders>
-            <w:tcMar>
-              <w:top w:w="240" w:type="dxa"/>
-              <w:left w:w="0" w:type="dxa"/>
-              <w:bottom w:w="240" w:type="dxa"/>
-              <w:right w:w="0" w:type="dxa"/>
-            </w:tcMar>
-          </w:tcPr>
-          <w:p>
-            <w:pPr>
-              <w:widowControl w:val="0"/>
-              <w:jc w:val="both"/>
-              <w:rPr>
-                <w:rFonts w:ascii="Book Antiqua" w:eastAsia="Book Antiqua" w:hAnsi="Book Antiqua" w:cs="Book Antiqua"/>
-                <w:color w:val="1F1F1F"/>
-                <w:sz w:val="20"/>
-                <w:szCs w:val="20"/>
-              </w:rPr>
-            </w:pPr>
-            <w:r>
-              <w:rPr>
-                <w:rFonts w:ascii="Book Antiqua" w:eastAsia="Book Antiqua" w:hAnsi="Book Antiqua" w:cs="Book Antiqua"/>
-                <w:color w:val="1F1F1F"/>
-                <w:sz w:val="20"/>
-                <w:szCs w:val="20"/>
-              </w:rPr>
-              <w:t xml:space="preserve">Digunakan hanya untuk pembagian tugas, belum optimal untuk </w:t>
-            </w:r>
-            <w:r>
-              <w:rPr>
-                <w:rFonts w:ascii="Book Antiqua" w:eastAsia="Book Antiqua" w:hAnsi="Book Antiqua" w:cs="Book Antiqua"/>
-                <w:i/>
-                <w:iCs/>
-                <w:color w:val="1F1F1F"/>
-                <w:sz w:val="20"/>
-                <w:szCs w:val="20"/>
-              </w:rPr>
-              <w:t>problem solving</w:t>
-            </w:r>
-            <w:r>
-              <w:rPr>
-                <w:rFonts w:ascii="Book Antiqua" w:eastAsia="Book Antiqua" w:hAnsi="Book Antiqua" w:cs="Book Antiqua"/>
-                <w:color w:val="1F1F1F"/>
-                <w:sz w:val="20"/>
-                <w:szCs w:val="20"/>
-              </w:rPr>
-              <w:t>.</w:t>
-            </w:r>
-          </w:p>
-        </w:tc>
-      </w:tr>
-      <w:tr>
-        <w:trPr>
-          <w:trHeight w:val="1065"/>
-        </w:trPr>
-        <w:tc>
-          <w:tcPr>
-            <w:tcW w:w="1132" w:type="dxa"/>
-            <w:tcBorders>
-              <w:top w:val="single" w:sz="6" w:space="0" w:color="1F1F1F"/>
-              <w:left w:val="single" w:sz="6" w:space="0" w:color="1F1F1F"/>
-              <w:bottom w:val="single" w:sz="6" w:space="0" w:color="1F1F1F"/>
-              <w:right w:val="single" w:sz="6" w:space="0" w:color="1F1F1F"/>
-            </w:tcBorders>
-            <w:tcMar>
-              <w:top w:w="240" w:type="dxa"/>
-              <w:left w:w="0" w:type="dxa"/>
-              <w:bottom w:w="240" w:type="dxa"/>
-              <w:right w:w="180" w:type="dxa"/>
-            </w:tcMar>
-          </w:tcPr>
-          <w:p>
-            <w:pPr>
-              <w:widowControl w:val="0"/>
-              <w:jc w:val="both"/>
-              <w:rPr>
-                <w:rFonts w:ascii="Book Antiqua" w:eastAsia="Book Antiqua" w:hAnsi="Book Antiqua" w:cs="Book Antiqua"/>
-                <w:color w:val="1F1F1F"/>
-                <w:sz w:val="20"/>
-                <w:szCs w:val="20"/>
-              </w:rPr>
-            </w:pPr>
-            <w:r>
-              <w:rPr>
-                <w:rFonts w:ascii="Book Antiqua" w:eastAsia="Book Antiqua" w:hAnsi="Book Antiqua" w:cs="Book Antiqua"/>
-                <w:b/>
-                <w:bCs/>
-                <w:color w:val="1F1F1F"/>
-                <w:sz w:val="20"/>
-                <w:szCs w:val="20"/>
-              </w:rPr>
-              <w:t>Code Review</w:t>
-            </w:r>
-          </w:p>
-        </w:tc>
-        <w:tc>
-          <w:tcPr>
-            <w:tcW w:w="2250" w:type="dxa"/>
-            <w:tcBorders>
-              <w:top w:val="single" w:sz="6" w:space="0" w:color="1F1F1F"/>
-              <w:left w:val="single" w:sz="6" w:space="0" w:color="1F1F1F"/>
-              <w:bottom w:val="single" w:sz="6" w:space="0" w:color="1F1F1F"/>
-              <w:right w:val="single" w:sz="6" w:space="0" w:color="1F1F1F"/>
-            </w:tcBorders>
-            <w:tcMar>
-              <w:top w:w="240" w:type="dxa"/>
-              <w:left w:w="0" w:type="dxa"/>
-              <w:bottom w:w="240" w:type="dxa"/>
-              <w:right w:w="180" w:type="dxa"/>
-            </w:tcMar>
-          </w:tcPr>
-          <w:p>
-            <w:pPr>
-              <w:widowControl w:val="0"/>
-              <w:jc w:val="both"/>
-              <w:rPr>
-                <w:rFonts w:ascii="Book Antiqua" w:eastAsia="Book Antiqua" w:hAnsi="Book Antiqua" w:cs="Book Antiqua"/>
-                <w:color w:val="1F1F1F"/>
-                <w:sz w:val="20"/>
-                <w:szCs w:val="20"/>
-              </w:rPr>
-            </w:pPr>
-            <w:r>
-              <w:rPr>
-                <w:rFonts w:ascii="Book Antiqua" w:eastAsia="Book Antiqua" w:hAnsi="Book Antiqua" w:cs="Book Antiqua"/>
-                <w:color w:val="1F1F1F"/>
-                <w:sz w:val="20"/>
-                <w:szCs w:val="20"/>
-              </w:rPr>
-              <w:t>Rendah</w:t>
-            </w:r>
-          </w:p>
-        </w:tc>
-        <w:tc>
-          <w:tcPr>
-            <w:tcW w:w="1530" w:type="dxa"/>
-            <w:tcBorders>
-              <w:top w:val="single" w:sz="6" w:space="0" w:color="1F1F1F"/>
-              <w:left w:val="single" w:sz="6" w:space="0" w:color="1F1F1F"/>
-              <w:bottom w:val="single" w:sz="6" w:space="0" w:color="1F1F1F"/>
-              <w:right w:val="single" w:sz="6" w:space="0" w:color="1F1F1F"/>
-            </w:tcBorders>
-            <w:tcMar>
-              <w:top w:w="240" w:type="dxa"/>
-              <w:left w:w="0" w:type="dxa"/>
-              <w:bottom w:w="240" w:type="dxa"/>
-              <w:right w:w="0" w:type="dxa"/>
-            </w:tcMar>
-          </w:tcPr>
-          <w:p>
-            <w:pPr>
-              <w:widowControl w:val="0"/>
-              <w:jc w:val="both"/>
-              <w:rPr>
-                <w:rFonts w:ascii="Book Antiqua" w:eastAsia="Book Antiqua" w:hAnsi="Book Antiqua" w:cs="Book Antiqua"/>
-                <w:color w:val="1F1F1F"/>
-                <w:sz w:val="20"/>
-                <w:szCs w:val="20"/>
-              </w:rPr>
-            </w:pPr>
-            <w:r>
-              <w:rPr>
-                <w:rFonts w:ascii="Book Antiqua" w:eastAsia="Book Antiqua" w:hAnsi="Book Antiqua" w:cs="Book Antiqua"/>
-                <w:color w:val="1F1F1F"/>
-                <w:sz w:val="20"/>
-                <w:szCs w:val="20"/>
-              </w:rPr>
-              <w:t>Mahasiswa cenderung sungkan memberikan kritik pada kode rekan.</w:t>
-            </w:r>
-          </w:p>
-        </w:tc>
-      </w:tr>
-    </w:tbl>
-    <w:p>
-      <w:pPr>
-        <w:pStyle w:val="ListParagraph"/>
-        <w:numPr>
-          <w:ilvl w:val="0"/>
-          <w:numId w:val="12"/>
-        </w:numPr>
-        <w:ind w:left="720"/>
-        <w:jc w:val="both"/>
-        <w:rPr>
-          <w:rFonts w:ascii="Book Antiqua" w:eastAsia="Book Antiqua" w:hAnsi="Book Antiqua" w:cs="Book Antiqua"/>
-          <w:b/>
-          <w:bCs/>
-          <w:sz w:val="20"/>
-          <w:szCs w:val="20"/>
-        </w:rPr>
-      </w:pPr>
-      <w:r>
-        <w:rPr>
-          <w:rFonts w:ascii="Book Antiqua" w:eastAsia="Book Antiqua" w:hAnsi="Book Antiqua" w:cs="Book Antiqua"/>
-          <w:b/>
-          <w:bCs/>
-          <w:sz w:val="20"/>
-          <w:szCs w:val="20"/>
-        </w:rPr>
-        <w:t>Kendala Pemanfaatan GitHub yang Belum Optimal</w:t>
-      </w:r>
-    </w:p>
-    <w:p>
-      <w:pPr>
-        <w:ind w:left="720" w:firstLine="720"/>
-        <w:jc w:val="both"/>
-        <w:rPr>
-          <w:rFonts w:ascii="Book Antiqua" w:eastAsia="Book Antiqua" w:hAnsi="Book Antiqua" w:cs="Book Antiqua"/>
-          <w:sz w:val="20"/>
-          <w:szCs w:val="20"/>
-        </w:rPr>
-      </w:pPr>
-      <w:r>
-        <w:rPr>
-          <w:rFonts w:ascii="Book Antiqua" w:eastAsia="Book Antiqua" w:hAnsi="Book Antiqua" w:cs="Book Antiqua"/>
-          <w:sz w:val="20"/>
-          <w:szCs w:val="20"/>
-        </w:rPr>
-        <w:t>Ditemukan tiga kendala utama yang menghambat optimalisasi GitHub:</w:t>
-      </w:r>
-    </w:p>
-    <w:p>
-      <w:pPr>
-        <w:ind w:left="720"/>
-        <w:jc w:val="both"/>
-        <w:rPr>
-          <w:rFonts w:ascii="Book Antiqua" w:eastAsia="Book Antiqua" w:hAnsi="Book Antiqua" w:cs="Book Antiqua"/>
-          <w:sz w:val="20"/>
-          <w:szCs w:val="20"/>
-        </w:rPr>
-      </w:pPr>
-      <w:r>
-        <w:rPr>
-          <w:rFonts w:ascii="Book Antiqua" w:eastAsia="Book Antiqua" w:hAnsi="Book Antiqua" w:cs="Book Antiqua"/>
-          <w:b/>
-          <w:bCs/>
-          <w:sz w:val="20"/>
-          <w:szCs w:val="20"/>
-        </w:rPr>
-        <w:lastRenderedPageBreak/>
+      <w:r>
+        <w:rPr>
+          <w:rFonts w:ascii="Book Antiqua" w:eastAsia="Book Antiqua" w:hAnsi="Book Antiqua" w:cs="Book Antiqua"/>
+          <w:b/>
+          <w:bCs/>
+          <w:sz w:val="20"/>
+          <w:szCs w:val="20"/>
+        </w:rPr>
         <w:t>1. Hambatan Teknis:</w:t>
       </w:r>
       <w:r>
@@ -5987,7 +5212,7 @@
         <w:sz w:val="20"/>
         <w:szCs w:val="20"/>
       </w:rPr>
-      <w:t>1</w:t>
+      <w:t>14</w:t>
     </w:r>
     <w:r>
       <w:rPr>
@@ -8339,7 +7564,7 @@
 </file>
 
 <file path=customXml/itemProps1.xml><?xml version="1.0" encoding="utf-8"?>
-<ds:datastoreItem xmlns:ds="http://schemas.openxmlformats.org/officeDocument/2006/customXml" ds:itemID="{D45BF91B-3B13-4868-BD99-0329754E5836}">
+<ds:datastoreItem xmlns:ds="http://schemas.openxmlformats.org/officeDocument/2006/customXml" ds:itemID="{E7333867-F8E0-4EB1-A2AB-7C005A7B0CDD}">
   <ds:schemaRefs>
     <ds:schemaRef ds:uri="http://schemas.openxmlformats.org/officeDocument/2006/bibliography"/>
   </ds:schemaRefs>

--- a/Bahasa Indonesia/108_Aisyah Currents_Tugas Skripsi_Revisi 5.docx
+++ b/Bahasa Indonesia/108_Aisyah Currents_Tugas Skripsi_Revisi 5.docx
@@ -197,8 +197,6 @@
         </w:rPr>
         <w:t xml:space="preserve">25091397108 </w:t>
       </w:r>
-      <w:bookmarkStart w:id="0" w:name="_GoBack"/>
-      <w:bookmarkEnd w:id="0"/>
     </w:p>
     <w:p>
       <w:pPr>
@@ -646,8 +644,8 @@
           <w:szCs w:val="20"/>
         </w:rPr>
       </w:pPr>
-      <w:bookmarkStart w:id="1" w:name="_h6ozrjspqbp3" w:colFirst="0" w:colLast="0"/>
-      <w:bookmarkEnd w:id="1"/>
+      <w:bookmarkStart w:id="0" w:name="_h6ozrjspqbp3" w:colFirst="0" w:colLast="0"/>
+      <w:bookmarkEnd w:id="0"/>
       <w:r>
         <w:rPr>
           <w:rFonts w:ascii="Book Antiqua" w:eastAsia="Book Antiqua" w:hAnsi="Book Antiqua" w:cs="Book Antiqua"/>
@@ -3478,8 +3476,6 @@
         <w:jc w:val="both"/>
         <w:rPr>
           <w:rFonts w:ascii="Book Antiqua" w:eastAsia="Book Antiqua" w:hAnsi="Book Antiqua" w:cs="Book Antiqua"/>
-          <w:b/>
-          <w:bCs/>
           <w:sz w:val="20"/>
           <w:szCs w:val="20"/>
         </w:rPr>
@@ -3524,6 +3520,19 @@
         </w:rPr>
         <w:t xml:space="preserve"> Ketakutan akan terlihat "tidak kompeten" saat kode mereka dilihat secara publik oleh rekan sejawat (Tri et al., 2026).</w:t>
       </w:r>
+    </w:p>
+    <w:p>
+      <w:pPr>
+        <w:ind w:left="720"/>
+        <w:jc w:val="both"/>
+        <w:rPr>
+          <w:rFonts w:ascii="Book Antiqua" w:eastAsia="Book Antiqua" w:hAnsi="Book Antiqua" w:cs="Book Antiqua"/>
+          <w:b/>
+          <w:bCs/>
+          <w:sz w:val="20"/>
+          <w:szCs w:val="20"/>
+        </w:rPr>
+      </w:pPr>
     </w:p>
     <w:p>
       <w:pPr>
@@ -3560,29 +3569,283 @@
           <w:sz w:val="20"/>
           <w:szCs w:val="20"/>
         </w:rPr>
-        <w:t>Pertanyaan penelitian</w:t>
-      </w:r>
-    </w:p>
-    <w:p>
-      <w:pPr>
-        <w:jc w:val="both"/>
-        <w:rPr>
-          <w:rFonts w:ascii="Book Antiqua" w:eastAsia="Book Antiqua" w:hAnsi="Book Antiqua" w:cs="Book Antiqua"/>
-          <w:sz w:val="20"/>
-          <w:szCs w:val="20"/>
-        </w:rPr>
-      </w:pPr>
-    </w:p>
-    <w:p>
-      <w:pPr>
-        <w:rPr>
-          <w:rFonts w:ascii="Book Antiqua" w:eastAsia="Book Antiqua" w:hAnsi="Book Antiqua" w:cs="Book Antiqua"/>
-          <w:b/>
-          <w:bCs/>
-          <w:sz w:val="20"/>
-          <w:szCs w:val="20"/>
-        </w:rPr>
-      </w:pPr>
+        <w:lastRenderedPageBreak/>
+        <w:t>Kerangka Berpikir</w:t>
+      </w:r>
+    </w:p>
+    <w:p>
+      <w:pPr>
+        <w:pStyle w:val="ListParagraph"/>
+        <w:ind w:left="360"/>
+        <w:jc w:val="center"/>
+        <w:rPr>
+          <w:rFonts w:ascii="Book Antiqua" w:eastAsia="Book Antiqua" w:hAnsi="Book Antiqua" w:cs="Book Antiqua"/>
+          <w:b/>
+          <w:bCs/>
+          <w:sz w:val="20"/>
+          <w:szCs w:val="20"/>
+        </w:rPr>
+      </w:pPr>
+      <w:r>
+        <w:rPr>
+          <w:rFonts w:ascii="Book Antiqua" w:eastAsia="Book Antiqua" w:hAnsi="Book Antiqua" w:cs="Book Antiqua"/>
+          <w:b/>
+          <w:bCs/>
+          <w:noProof/>
+          <w:sz w:val="20"/>
+          <w:szCs w:val="20"/>
+          <w:lang w:val="en-US"/>
+        </w:rPr>
+        <w:drawing>
+          <wp:inline distT="0" distB="0" distL="0" distR="0">
+            <wp:extent cx="1829831" cy="4194630"/>
+            <wp:effectExtent l="0" t="0" r="0" b="0"/>
+            <wp:docPr id="2" name="Picture 2"/>
+            <wp:cNvGraphicFramePr>
+              <a:graphicFrameLocks xmlns:a="http://schemas.openxmlformats.org/drawingml/2006/main" noChangeAspect="1"/>
+            </wp:cNvGraphicFramePr>
+            <a:graphic xmlns:a="http://schemas.openxmlformats.org/drawingml/2006/main">
+              <a:graphicData uri="http://schemas.openxmlformats.org/drawingml/2006/picture">
+                <pic:pic xmlns:pic="http://schemas.openxmlformats.org/drawingml/2006/picture">
+                  <pic:nvPicPr>
+                    <pic:cNvPr id="2" name="Image 1.png"/>
+                    <pic:cNvPicPr/>
+                  </pic:nvPicPr>
+                  <pic:blipFill>
+                    <a:blip r:embed="rId9" cstate="print">
+                      <a:extLst>
+                        <a:ext uri="{28A0092B-C50C-407E-A947-70E740481C1C}">
+                          <a14:useLocalDpi xmlns:a14="http://schemas.microsoft.com/office/drawing/2010/main" val="0"/>
+                        </a:ext>
+                      </a:extLst>
+                    </a:blip>
+                    <a:stretch>
+                      <a:fillRect/>
+                    </a:stretch>
+                  </pic:blipFill>
+                  <pic:spPr>
+                    <a:xfrm>
+                      <a:off x="0" y="0"/>
+                      <a:ext cx="1832911" cy="4201690"/>
+                    </a:xfrm>
+                    <a:prstGeom prst="rect">
+                      <a:avLst/>
+                    </a:prstGeom>
+                  </pic:spPr>
+                </pic:pic>
+              </a:graphicData>
+            </a:graphic>
+          </wp:inline>
+        </w:drawing>
+      </w:r>
+    </w:p>
+    <w:p>
+      <w:pPr>
+        <w:pStyle w:val="ListParagraph"/>
+        <w:ind w:left="360"/>
+        <w:rPr>
+          <w:rFonts w:ascii="Book Antiqua" w:eastAsia="Book Antiqua" w:hAnsi="Book Antiqua" w:cs="Book Antiqua"/>
+          <w:b/>
+          <w:bCs/>
+          <w:sz w:val="20"/>
+          <w:szCs w:val="20"/>
+        </w:rPr>
+      </w:pPr>
+    </w:p>
+    <w:p>
+      <w:pPr>
+        <w:pStyle w:val="ListParagraph"/>
+        <w:numPr>
+          <w:ilvl w:val="0"/>
+          <w:numId w:val="10"/>
+        </w:numPr>
+        <w:ind w:left="360"/>
+        <w:rPr>
+          <w:rFonts w:ascii="Book Antiqua" w:eastAsia="Book Antiqua" w:hAnsi="Book Antiqua" w:cs="Book Antiqua"/>
+          <w:b/>
+          <w:bCs/>
+          <w:sz w:val="20"/>
+          <w:szCs w:val="20"/>
+        </w:rPr>
+      </w:pPr>
+      <w:r>
+        <w:rPr>
+          <w:rFonts w:ascii="Book Antiqua" w:eastAsia="Book Antiqua" w:hAnsi="Book Antiqua" w:cs="Book Antiqua"/>
+          <w:b/>
+          <w:bCs/>
+          <w:sz w:val="20"/>
+          <w:szCs w:val="20"/>
+        </w:rPr>
+        <w:t>Pertanyaan Penelitian</w:t>
+      </w:r>
+    </w:p>
+    <w:p>
+      <w:pPr>
+        <w:pStyle w:val="ListParagraph"/>
+        <w:ind w:left="360" w:firstLine="360"/>
+        <w:jc w:val="both"/>
+        <w:rPr>
+          <w:rFonts w:ascii="Book Antiqua" w:hAnsi="Book Antiqua"/>
+          <w:sz w:val="20"/>
+          <w:szCs w:val="20"/>
+        </w:rPr>
+      </w:pPr>
+      <w:r>
+        <w:rPr>
+          <w:rFonts w:ascii="Book Antiqua" w:hAnsi="Book Antiqua"/>
+          <w:sz w:val="20"/>
+          <w:szCs w:val="20"/>
+        </w:rPr>
+        <w:t>Berdasarkan latar belakang dan kajian literatur yang telah dipaparkan, penelitian ini merumuskan beberapa pert</w:t>
+      </w:r>
+      <w:r>
+        <w:rPr>
+          <w:rFonts w:ascii="Book Antiqua" w:hAnsi="Book Antiqua"/>
+          <w:sz w:val="20"/>
+          <w:szCs w:val="20"/>
+        </w:rPr>
+        <w:t>anyaan mendasar sebagai berikut</w:t>
+      </w:r>
+      <w:r>
+        <w:rPr>
+          <w:rFonts w:ascii="Book Antiqua" w:eastAsia="Book Antiqua" w:hAnsi="Book Antiqua" w:cs="Book Antiqua"/>
+          <w:sz w:val="20"/>
+          <w:szCs w:val="20"/>
+        </w:rPr>
+        <w:t>:</w:t>
+      </w:r>
+    </w:p>
+    <w:p>
+      <w:pPr>
+        <w:ind w:left="360"/>
+        <w:jc w:val="both"/>
+        <w:rPr>
+          <w:rFonts w:ascii="Book Antiqua" w:eastAsia="Book Antiqua" w:hAnsi="Book Antiqua" w:cs="Book Antiqua"/>
+          <w:bCs/>
+          <w:sz w:val="20"/>
+          <w:szCs w:val="20"/>
+        </w:rPr>
+      </w:pPr>
+      <w:r>
+        <w:rPr>
+          <w:rFonts w:ascii="Book Antiqua" w:eastAsia="Book Antiqua" w:hAnsi="Book Antiqua" w:cs="Book Antiqua"/>
+          <w:bCs/>
+          <w:sz w:val="20"/>
+          <w:szCs w:val="20"/>
+        </w:rPr>
+        <w:t xml:space="preserve">1. Bagaimana </w:t>
+      </w:r>
+      <w:r>
+        <w:rPr>
+          <w:rFonts w:ascii="Book Antiqua" w:eastAsia="Book Antiqua" w:hAnsi="Book Antiqua" w:cs="Book Antiqua"/>
+          <w:bCs/>
+          <w:sz w:val="20"/>
+          <w:szCs w:val="20"/>
+        </w:rPr>
+        <w:t xml:space="preserve">penerapan empat pilar </w:t>
+      </w:r>
+      <w:r>
+        <w:rPr>
+          <w:rFonts w:ascii="Book Antiqua" w:eastAsia="Book Antiqua" w:hAnsi="Book Antiqua" w:cs="Book Antiqua"/>
+          <w:bCs/>
+          <w:i/>
+          <w:sz w:val="20"/>
+          <w:szCs w:val="20"/>
+        </w:rPr>
+        <w:t>Social Learning Theory</w:t>
+      </w:r>
+      <w:r>
+        <w:rPr>
+          <w:rFonts w:ascii="Book Antiqua" w:eastAsia="Book Antiqua" w:hAnsi="Book Antiqua" w:cs="Book Antiqua"/>
+          <w:bCs/>
+          <w:sz w:val="20"/>
+          <w:szCs w:val="20"/>
+        </w:rPr>
+        <w:t xml:space="preserve"> tercermin dalam aktivitas kolaborasi mahasiswa di GitHub?</w:t>
+      </w:r>
+    </w:p>
+    <w:p>
+      <w:pPr>
+        <w:ind w:left="360"/>
+        <w:jc w:val="both"/>
+        <w:rPr>
+          <w:rFonts w:ascii="Book Antiqua" w:eastAsia="Book Antiqua" w:hAnsi="Book Antiqua" w:cs="Book Antiqua"/>
+          <w:sz w:val="20"/>
+          <w:szCs w:val="20"/>
+        </w:rPr>
+      </w:pPr>
+      <w:r>
+        <w:rPr>
+          <w:rFonts w:ascii="Book Antiqua" w:eastAsia="Book Antiqua" w:hAnsi="Book Antiqua" w:cs="Book Antiqua"/>
+          <w:bCs/>
+          <w:sz w:val="20"/>
+          <w:szCs w:val="20"/>
+        </w:rPr>
+        <w:lastRenderedPageBreak/>
+        <w:t>2.</w:t>
+      </w:r>
+      <w:r>
+        <w:rPr>
+          <w:rFonts w:ascii="Book Antiqua" w:eastAsia="Book Antiqua" w:hAnsi="Book Antiqua" w:cs="Book Antiqua"/>
+          <w:b/>
+          <w:bCs/>
+          <w:sz w:val="20"/>
+          <w:szCs w:val="20"/>
+        </w:rPr>
+        <w:t xml:space="preserve"> </w:t>
+      </w:r>
+      <w:r>
+        <w:rPr>
+          <w:rFonts w:ascii="Book Antiqua" w:eastAsia="Book Antiqua" w:hAnsi="Book Antiqua" w:cs="Book Antiqua"/>
+          <w:bCs/>
+          <w:sz w:val="20"/>
+          <w:szCs w:val="20"/>
+        </w:rPr>
+        <w:t>Sejauh mana penggunaan fitur kolaboratif GitHub efektif dalam meningkatkan kemampuan teknis dan manajerial mahasiswa Manajemen Informatika?</w:t>
+      </w:r>
+    </w:p>
+    <w:p>
+      <w:pPr>
+        <w:ind w:left="360"/>
+        <w:jc w:val="both"/>
+        <w:rPr>
+          <w:rFonts w:ascii="Book Antiqua" w:eastAsia="Book Antiqua" w:hAnsi="Book Antiqua" w:cs="Book Antiqua"/>
+          <w:bCs/>
+          <w:sz w:val="20"/>
+          <w:szCs w:val="20"/>
+        </w:rPr>
+      </w:pPr>
+      <w:r>
+        <w:rPr>
+          <w:rFonts w:ascii="Book Antiqua" w:eastAsia="Book Antiqua" w:hAnsi="Book Antiqua" w:cs="Book Antiqua"/>
+          <w:bCs/>
+          <w:sz w:val="20"/>
+          <w:szCs w:val="20"/>
+        </w:rPr>
+        <w:t>3.</w:t>
+      </w:r>
+      <w:r>
+        <w:rPr>
+          <w:rFonts w:ascii="Book Antiqua" w:eastAsia="Book Antiqua" w:hAnsi="Book Antiqua" w:cs="Book Antiqua"/>
+          <w:b/>
+          <w:bCs/>
+          <w:sz w:val="20"/>
+          <w:szCs w:val="20"/>
+        </w:rPr>
+        <w:t xml:space="preserve"> </w:t>
+      </w:r>
+      <w:r>
+        <w:rPr>
+          <w:rFonts w:ascii="Book Antiqua" w:eastAsia="Book Antiqua" w:hAnsi="Book Antiqua" w:cs="Book Antiqua"/>
+          <w:bCs/>
+          <w:sz w:val="20"/>
+          <w:szCs w:val="20"/>
+        </w:rPr>
+        <w:t xml:space="preserve">Apa saja faktor dominan yang menghambat mahasiswa dalam mengoptimalkan GitHub sebagai ruang belajar sosial? </w:t>
+      </w:r>
+      <w:r>
+        <w:br w:type="page"/>
+      </w:r>
     </w:p>
     <w:p>
       <w:pPr>
@@ -3599,12 +3862,22 @@
           <w:rFonts w:ascii="Book Antiqua" w:eastAsia="Book Antiqua" w:hAnsi="Book Antiqua" w:cs="Book Antiqua"/>
           <w:b/>
           <w:bCs/>
-          <w:sz w:val="20"/>
-          <w:szCs w:val="20"/>
-        </w:rPr>
-      </w:pPr>
-      <w:r>
-        <w:br w:type="page"/>
+          <w:color w:val="000000"/>
+          <w:sz w:val="20"/>
+          <w:szCs w:val="20"/>
+        </w:rPr>
+      </w:pPr>
+      <w:r>
+        <w:rPr>
+          <w:rFonts w:ascii="Book Antiqua" w:eastAsia="Book Antiqua" w:hAnsi="Book Antiqua" w:cs="Book Antiqua"/>
+          <w:b/>
+          <w:bCs/>
+          <w:color w:val="000000"/>
+          <w:sz w:val="20"/>
+          <w:szCs w:val="20"/>
+        </w:rPr>
+        <w:lastRenderedPageBreak/>
+        <w:t>BAB III</w:t>
       </w:r>
     </w:p>
     <w:p>
@@ -3636,39 +3909,6 @@
           <w:sz w:val="20"/>
           <w:szCs w:val="20"/>
         </w:rPr>
-        <w:lastRenderedPageBreak/>
-        <w:t>BAB III</w:t>
-      </w:r>
-    </w:p>
-    <w:p>
-      <w:pPr>
-        <w:pBdr>
-          <w:top w:val="nil"/>
-          <w:left w:val="nil"/>
-          <w:bottom w:val="nil"/>
-          <w:right w:val="nil"/>
-          <w:between w:val="nil"/>
-        </w:pBdr>
-        <w:ind w:left="720"/>
-        <w:jc w:val="center"/>
-        <w:rPr>
-          <w:rFonts w:ascii="Book Antiqua" w:eastAsia="Book Antiqua" w:hAnsi="Book Antiqua" w:cs="Book Antiqua"/>
-          <w:b/>
-          <w:bCs/>
-          <w:color w:val="000000"/>
-          <w:sz w:val="20"/>
-          <w:szCs w:val="20"/>
-        </w:rPr>
-      </w:pPr>
-      <w:r>
-        <w:rPr>
-          <w:rFonts w:ascii="Book Antiqua" w:eastAsia="Book Antiqua" w:hAnsi="Book Antiqua" w:cs="Book Antiqua"/>
-          <w:b/>
-          <w:bCs/>
-          <w:color w:val="000000"/>
-          <w:sz w:val="20"/>
-          <w:szCs w:val="20"/>
-        </w:rPr>
         <w:t>METODE PENELITIAN</w:t>
       </w:r>
     </w:p>
@@ -3726,6 +3966,78 @@
     </w:p>
     <w:p>
       <w:pPr>
+        <w:pStyle w:val="ListParagraph"/>
+        <w:ind w:left="360" w:firstLine="360"/>
+        <w:jc w:val="both"/>
+      </w:pPr>
+      <w:r>
+        <w:t xml:space="preserve">Penelitian ini menggunakan metode penelitian deskriptif kualitatif. Metode deskriptif kualitatif digunakan untuk memahami dan menggambarkan fenomena pembelajaran kolaboratif berbasis GitHub pada mahasiswa Manajemen Informatika secara mendalam dan sistematis. Penelitian ini berfokus pada implementasi </w:t>
+      </w:r>
+      <w:r>
+        <w:rPr>
+          <w:rStyle w:val="Emphasis"/>
+        </w:rPr>
+        <w:t>Social Learning Theory</w:t>
+      </w:r>
+      <w:r>
+        <w:t xml:space="preserve"> dalam aktivitas kolaboratif seperti observasi repositori, </w:t>
+      </w:r>
+      <w:r>
+        <w:rPr>
+          <w:rStyle w:val="Emphasis"/>
+        </w:rPr>
+        <w:t>forking</w:t>
+      </w:r>
+      <w:r>
+        <w:t xml:space="preserve">, komentar kode, </w:t>
+      </w:r>
+      <w:r>
+        <w:rPr>
+          <w:rStyle w:val="Emphasis"/>
+        </w:rPr>
+        <w:t>branching</w:t>
+      </w:r>
+      <w:r>
+        <w:t xml:space="preserve">, </w:t>
+      </w:r>
+      <w:r>
+        <w:rPr>
+          <w:rStyle w:val="Emphasis"/>
+        </w:rPr>
+        <w:t>merging</w:t>
+      </w:r>
+      <w:r>
+        <w:t xml:space="preserve">, dan </w:t>
+      </w:r>
+      <w:r>
+        <w:rPr>
+          <w:rStyle w:val="Emphasis"/>
+        </w:rPr>
+        <w:t>code review</w:t>
+      </w:r>
+      <w:r>
+        <w:t xml:space="preserve"> selama proses pembelajaran berlangsung.</w:t>
+      </w:r>
+    </w:p>
+    <w:p>
+      <w:pPr>
+        <w:pStyle w:val="ListParagraph"/>
+        <w:ind w:left="360" w:firstLine="360"/>
+        <w:jc w:val="both"/>
+        <w:rPr>
+          <w:rFonts w:ascii="Book Antiqua" w:eastAsia="Book Antiqua" w:hAnsi="Book Antiqua" w:cs="Book Antiqua"/>
+          <w:b/>
+          <w:bCs/>
+          <w:sz w:val="20"/>
+          <w:szCs w:val="20"/>
+        </w:rPr>
+      </w:pPr>
+      <w:r>
+        <w:t>Pendekatan kualitatif dipilih karena penelitian tidak hanya menekankan hasil akhir, tetapi juga memahami interaksi sosial, pengalaman mahasiswa, kendala teknis maupun psikologis, serta efektivitas pembelajaran kolaboratif yang terjadi dalam penggunaan GitHub sebagai media pembelajaran.</w:t>
+      </w:r>
+    </w:p>
+    <w:p>
+      <w:pPr>
         <w:ind w:firstLine="360"/>
         <w:jc w:val="both"/>
         <w:rPr>
@@ -3734,14 +4046,6 @@
           <w:szCs w:val="20"/>
         </w:rPr>
       </w:pPr>
-      <w:r>
-        <w:rPr>
-          <w:rFonts w:ascii="Book Antiqua" w:eastAsia="Book Antiqua" w:hAnsi="Book Antiqua" w:cs="Book Antiqua"/>
-          <w:sz w:val="20"/>
-          <w:szCs w:val="20"/>
-        </w:rPr>
-        <w:t>(Penelitian Deskriptif Kualitatif)</w:t>
-      </w:r>
     </w:p>
     <w:p>
       <w:pPr>
@@ -3773,6 +4077,47 @@
     </w:p>
     <w:p>
       <w:pPr>
+        <w:pStyle w:val="ListParagraph"/>
+        <w:ind w:left="360" w:firstLine="360"/>
+        <w:jc w:val="both"/>
+      </w:pPr>
+      <w:r>
+        <w:t>Penelitian ini dilaksanakan di Program Studi Manajemen Informatika pada lingkungan perguruan tinggi yang menerapkan pembelajaran berbasis proyek dan kolaborasi menggunakan GitHub. Penelitian dilakukan selama semester berjalan pada tahun akademik 2025/2026.</w:t>
+      </w:r>
+    </w:p>
+    <w:p>
+      <w:pPr>
+        <w:pStyle w:val="ListParagraph"/>
+        <w:ind w:left="360" w:firstLine="360"/>
+        <w:jc w:val="both"/>
+        <w:rPr>
+          <w:rFonts w:ascii="Book Antiqua" w:eastAsia="Book Antiqua" w:hAnsi="Book Antiqua" w:cs="Book Antiqua"/>
+          <w:b/>
+          <w:bCs/>
+          <w:sz w:val="20"/>
+          <w:szCs w:val="20"/>
+        </w:rPr>
+      </w:pPr>
+      <w:r>
+        <w:t>Adapun waktu penelitian meliputi tahap persiapan, pengumpulan data, analisis data, hingga penyusunan laporan penelitian yang dilaksanakan selama kurang lebih tiga bulan.</w:t>
+      </w:r>
+    </w:p>
+    <w:p>
+      <w:pPr>
+        <w:pStyle w:val="ListParagraph"/>
+        <w:ind w:left="360"/>
+        <w:jc w:val="both"/>
+        <w:rPr>
+          <w:rFonts w:ascii="Book Antiqua" w:eastAsia="Book Antiqua" w:hAnsi="Book Antiqua" w:cs="Book Antiqua"/>
+          <w:b/>
+          <w:bCs/>
+          <w:sz w:val="20"/>
+          <w:szCs w:val="20"/>
+        </w:rPr>
+      </w:pPr>
+    </w:p>
+    <w:p>
+      <w:pPr>
         <w:jc w:val="both"/>
         <w:rPr>
           <w:rFonts w:ascii="Book Antiqua" w:eastAsia="Book Antiqua" w:hAnsi="Book Antiqua" w:cs="Book Antiqua"/>
@@ -3806,21 +4151,244 @@
           <w:sz w:val="20"/>
           <w:szCs w:val="20"/>
         </w:rPr>
-        <w:t>Populasi dan Sampel</w:t>
-      </w:r>
-    </w:p>
-    <w:p>
-      <w:pPr>
-        <w:ind w:firstLine="720"/>
-        <w:jc w:val="both"/>
-        <w:rPr>
-          <w:rFonts w:ascii="Book Antiqua" w:eastAsia="Book Antiqua" w:hAnsi="Book Antiqua" w:cs="Book Antiqua"/>
-          <w:b/>
-          <w:bCs/>
-          <w:sz w:val="20"/>
-          <w:szCs w:val="20"/>
-        </w:rPr>
-      </w:pPr>
+        <w:t>Populasi dan Sam</w:t>
+      </w:r>
+      <w:r>
+        <w:rPr>
+          <w:rFonts w:ascii="Book Antiqua" w:eastAsia="Book Antiqua" w:hAnsi="Book Antiqua" w:cs="Book Antiqua"/>
+          <w:b/>
+          <w:bCs/>
+          <w:sz w:val="20"/>
+          <w:szCs w:val="20"/>
+        </w:rPr>
+        <w:t>pel</w:t>
+      </w:r>
+    </w:p>
+    <w:p>
+      <w:pPr>
+        <w:pStyle w:val="ListParagraph"/>
+        <w:ind w:left="360" w:firstLine="360"/>
+        <w:jc w:val="both"/>
+        <w:rPr>
+          <w:rFonts w:ascii="Book Antiqua" w:eastAsia="Book Antiqua" w:hAnsi="Book Antiqua" w:cs="Book Antiqua"/>
+          <w:b/>
+          <w:bCs/>
+          <w:sz w:val="20"/>
+          <w:szCs w:val="20"/>
+        </w:rPr>
+      </w:pPr>
+      <w:r>
+        <w:rPr>
+          <w:rFonts w:ascii="Book Antiqua" w:eastAsia="Times New Roman" w:hAnsi="Book Antiqua" w:cs="Times New Roman"/>
+          <w:sz w:val="20"/>
+          <w:szCs w:val="20"/>
+          <w:lang w:val="en-US"/>
+        </w:rPr>
+        <w:t xml:space="preserve">Populasi dalam penelitian ini adalah seluruh mahasiswa Program Studi Manajemen Informatika yang menggunakan GitHub dalam kegiatan pembelajaran kolaboratif. </w:t>
+      </w:r>
+      <w:r>
+        <w:rPr>
+          <w:rFonts w:ascii="Book Antiqua" w:eastAsia="Times New Roman" w:hAnsi="Book Antiqua" w:cs="Times New Roman"/>
+          <w:sz w:val="20"/>
+          <w:szCs w:val="20"/>
+          <w:lang w:val="en-US"/>
+        </w:rPr>
+        <w:t xml:space="preserve">Sampel penelitian ditentukan menggunakan teknik </w:t>
+      </w:r>
+      <w:r>
+        <w:rPr>
+          <w:rFonts w:ascii="Book Antiqua" w:eastAsia="Times New Roman" w:hAnsi="Book Antiqua" w:cs="Times New Roman"/>
+          <w:i/>
+          <w:iCs/>
+          <w:sz w:val="20"/>
+          <w:szCs w:val="20"/>
+          <w:lang w:val="en-US"/>
+        </w:rPr>
+        <w:t>purposive sampling</w:t>
+      </w:r>
+      <w:r>
+        <w:rPr>
+          <w:rFonts w:ascii="Book Antiqua" w:eastAsia="Times New Roman" w:hAnsi="Book Antiqua" w:cs="Times New Roman"/>
+          <w:sz w:val="20"/>
+          <w:szCs w:val="20"/>
+          <w:lang w:val="en-US"/>
+        </w:rPr>
+        <w:t>, yaitu pemilihan responden berdasarkan kriteria tertentu yang relevan dengan tujuan penelitian. Kriteria sampel meliputi mahasiswa yang:</w:t>
+      </w:r>
+    </w:p>
+    <w:p>
+      <w:pPr>
+        <w:numPr>
+          <w:ilvl w:val="0"/>
+          <w:numId w:val="14"/>
+        </w:numPr>
+        <w:spacing w:line="240" w:lineRule="auto"/>
+        <w:rPr>
+          <w:rFonts w:ascii="Book Antiqua" w:eastAsia="Times New Roman" w:hAnsi="Book Antiqua" w:cs="Times New Roman"/>
+          <w:sz w:val="20"/>
+          <w:szCs w:val="20"/>
+          <w:lang w:val="en-US"/>
+        </w:rPr>
+      </w:pPr>
+      <w:r>
+        <w:rPr>
+          <w:rFonts w:ascii="Book Antiqua" w:eastAsia="Times New Roman" w:hAnsi="Book Antiqua" w:cs="Times New Roman"/>
+          <w:sz w:val="20"/>
+          <w:szCs w:val="20"/>
+          <w:lang w:val="en-US"/>
+        </w:rPr>
+        <w:t xml:space="preserve">Pernah menggunakan GitHub dalam tugas kolaboratif, </w:t>
+      </w:r>
+    </w:p>
+    <w:p>
+      <w:pPr>
+        <w:numPr>
+          <w:ilvl w:val="0"/>
+          <w:numId w:val="14"/>
+        </w:numPr>
+        <w:spacing w:line="240" w:lineRule="auto"/>
+        <w:rPr>
+          <w:rFonts w:ascii="Book Antiqua" w:eastAsia="Times New Roman" w:hAnsi="Book Antiqua" w:cs="Times New Roman"/>
+          <w:sz w:val="20"/>
+          <w:szCs w:val="20"/>
+          <w:lang w:val="en-US"/>
+        </w:rPr>
+      </w:pPr>
+      <w:r>
+        <w:rPr>
+          <w:rFonts w:ascii="Book Antiqua" w:eastAsia="Times New Roman" w:hAnsi="Book Antiqua" w:cs="Times New Roman"/>
+          <w:sz w:val="20"/>
+          <w:szCs w:val="20"/>
+          <w:lang w:val="en-US"/>
+        </w:rPr>
+        <w:t xml:space="preserve">Terlibat dalam aktivitas </w:t>
+      </w:r>
+      <w:r>
+        <w:rPr>
+          <w:rFonts w:ascii="Book Antiqua" w:eastAsia="Times New Roman" w:hAnsi="Book Antiqua" w:cs="Times New Roman"/>
+          <w:i/>
+          <w:iCs/>
+          <w:sz w:val="20"/>
+          <w:szCs w:val="20"/>
+          <w:lang w:val="en-US"/>
+        </w:rPr>
+        <w:t>branching</w:t>
+      </w:r>
+      <w:r>
+        <w:rPr>
+          <w:rFonts w:ascii="Book Antiqua" w:eastAsia="Times New Roman" w:hAnsi="Book Antiqua" w:cs="Times New Roman"/>
+          <w:sz w:val="20"/>
+          <w:szCs w:val="20"/>
+          <w:lang w:val="en-US"/>
+        </w:rPr>
+        <w:t xml:space="preserve">, </w:t>
+      </w:r>
+      <w:r>
+        <w:rPr>
+          <w:rFonts w:ascii="Book Antiqua" w:eastAsia="Times New Roman" w:hAnsi="Book Antiqua" w:cs="Times New Roman"/>
+          <w:i/>
+          <w:iCs/>
+          <w:sz w:val="20"/>
+          <w:szCs w:val="20"/>
+          <w:lang w:val="en-US"/>
+        </w:rPr>
+        <w:t>merging</w:t>
+      </w:r>
+      <w:r>
+        <w:rPr>
+          <w:rFonts w:ascii="Book Antiqua" w:eastAsia="Times New Roman" w:hAnsi="Book Antiqua" w:cs="Times New Roman"/>
+          <w:sz w:val="20"/>
+          <w:szCs w:val="20"/>
+          <w:lang w:val="en-US"/>
+        </w:rPr>
+        <w:t xml:space="preserve">, atau </w:t>
+      </w:r>
+      <w:r>
+        <w:rPr>
+          <w:rFonts w:ascii="Book Antiqua" w:eastAsia="Times New Roman" w:hAnsi="Book Antiqua" w:cs="Times New Roman"/>
+          <w:i/>
+          <w:iCs/>
+          <w:sz w:val="20"/>
+          <w:szCs w:val="20"/>
+          <w:lang w:val="en-US"/>
+        </w:rPr>
+        <w:t>code review</w:t>
+      </w:r>
+      <w:r>
+        <w:rPr>
+          <w:rFonts w:ascii="Book Antiqua" w:eastAsia="Times New Roman" w:hAnsi="Book Antiqua" w:cs="Times New Roman"/>
+          <w:sz w:val="20"/>
+          <w:szCs w:val="20"/>
+          <w:lang w:val="en-US"/>
+        </w:rPr>
+        <w:t xml:space="preserve">, </w:t>
+      </w:r>
+    </w:p>
+    <w:p>
+      <w:pPr>
+        <w:numPr>
+          <w:ilvl w:val="0"/>
+          <w:numId w:val="14"/>
+        </w:numPr>
+        <w:spacing w:line="240" w:lineRule="auto"/>
+        <w:rPr>
+          <w:rFonts w:ascii="Book Antiqua" w:eastAsia="Times New Roman" w:hAnsi="Book Antiqua" w:cs="Times New Roman"/>
+          <w:sz w:val="20"/>
+          <w:szCs w:val="20"/>
+          <w:lang w:val="en-US"/>
+        </w:rPr>
+      </w:pPr>
+      <w:r>
+        <w:rPr>
+          <w:rFonts w:ascii="Book Antiqua" w:eastAsia="Times New Roman" w:hAnsi="Book Antiqua" w:cs="Times New Roman"/>
+          <w:sz w:val="20"/>
+          <w:szCs w:val="20"/>
+          <w:lang w:val="en-US"/>
+        </w:rPr>
+        <w:t xml:space="preserve">Mengikuti pembelajaran berbasis proyek secara tim. </w:t>
+      </w:r>
+    </w:p>
+    <w:p>
+      <w:pPr>
+        <w:spacing w:before="100" w:beforeAutospacing="1" w:after="100" w:afterAutospacing="1" w:line="240" w:lineRule="auto"/>
+        <w:ind w:left="360"/>
+        <w:jc w:val="both"/>
+        <w:rPr>
+          <w:rFonts w:ascii="Book Antiqua" w:eastAsia="Times New Roman" w:hAnsi="Book Antiqua" w:cs="Times New Roman"/>
+          <w:sz w:val="20"/>
+          <w:szCs w:val="20"/>
+          <w:lang w:val="en-US"/>
+        </w:rPr>
+      </w:pPr>
+      <w:r>
+        <w:rPr>
+          <w:rFonts w:ascii="Book Antiqua" w:eastAsia="Times New Roman" w:hAnsi="Book Antiqua" w:cs="Times New Roman"/>
+          <w:sz w:val="20"/>
+          <w:szCs w:val="20"/>
+          <w:lang w:val="en-US"/>
+        </w:rPr>
+        <w:t>Jumlah sampel disesuaikan dengan kebutuhan penelitian kualitatif hingga data yang diperoleh dianggap cukup dan mencapai titik kejenuhan data (</w:t>
+      </w:r>
+      <w:r>
+        <w:rPr>
+          <w:rFonts w:ascii="Book Antiqua" w:eastAsia="Times New Roman" w:hAnsi="Book Antiqua" w:cs="Times New Roman"/>
+          <w:i/>
+          <w:iCs/>
+          <w:sz w:val="20"/>
+          <w:szCs w:val="20"/>
+          <w:lang w:val="en-US"/>
+        </w:rPr>
+        <w:t>data saturation</w:t>
+      </w:r>
+      <w:r>
+        <w:rPr>
+          <w:rFonts w:ascii="Book Antiqua" w:eastAsia="Times New Roman" w:hAnsi="Book Antiqua" w:cs="Times New Roman"/>
+          <w:sz w:val="20"/>
+          <w:szCs w:val="20"/>
+          <w:lang w:val="en-US"/>
+        </w:rPr>
+        <w:t>).</w:t>
+      </w:r>
     </w:p>
     <w:p>
       <w:pPr>
@@ -3852,16 +4420,580 @@
     </w:p>
     <w:p>
       <w:pPr>
-        <w:ind w:firstLine="720"/>
-        <w:jc w:val="both"/>
-        <w:rPr>
-          <w:rFonts w:ascii="Book Antiqua" w:eastAsia="Book Antiqua" w:hAnsi="Book Antiqua" w:cs="Book Antiqua"/>
-          <w:b/>
-          <w:bCs/>
-          <w:sz w:val="20"/>
-          <w:szCs w:val="20"/>
-        </w:rPr>
-      </w:pPr>
+        <w:pStyle w:val="ListParagraph"/>
+        <w:ind w:left="360"/>
+        <w:jc w:val="both"/>
+        <w:rPr>
+          <w:rFonts w:ascii="Book Antiqua" w:eastAsia="Book Antiqua" w:hAnsi="Book Antiqua" w:cs="Book Antiqua"/>
+          <w:b/>
+          <w:bCs/>
+          <w:sz w:val="20"/>
+          <w:szCs w:val="20"/>
+        </w:rPr>
+      </w:pPr>
+      <w:r>
+        <w:rPr>
+          <w:rFonts w:ascii="Book Antiqua" w:eastAsia="Times New Roman" w:hAnsi="Book Antiqua" w:cs="Times New Roman"/>
+          <w:sz w:val="20"/>
+          <w:szCs w:val="20"/>
+          <w:lang w:val="en-US"/>
+        </w:rPr>
+        <w:t>Variabel dalam penelitian ini terdiri dari:</w:t>
+      </w:r>
+    </w:p>
+    <w:p>
+      <w:pPr>
+        <w:numPr>
+          <w:ilvl w:val="0"/>
+          <w:numId w:val="15"/>
+        </w:numPr>
+        <w:spacing w:line="240" w:lineRule="auto"/>
+        <w:rPr>
+          <w:rFonts w:ascii="Book Antiqua" w:eastAsia="Times New Roman" w:hAnsi="Book Antiqua" w:cs="Times New Roman"/>
+          <w:sz w:val="20"/>
+          <w:szCs w:val="20"/>
+          <w:lang w:val="en-US"/>
+        </w:rPr>
+      </w:pPr>
+      <w:r>
+        <w:rPr>
+          <w:rFonts w:ascii="Book Antiqua" w:eastAsia="Times New Roman" w:hAnsi="Book Antiqua" w:cs="Times New Roman"/>
+          <w:bCs/>
+          <w:sz w:val="20"/>
+          <w:szCs w:val="20"/>
+          <w:lang w:val="en-US"/>
+        </w:rPr>
+        <w:t>Variabel Independen (Input)</w:t>
+      </w:r>
+    </w:p>
+    <w:p>
+      <w:pPr>
+        <w:spacing w:line="240" w:lineRule="auto"/>
+        <w:ind w:left="720"/>
+        <w:jc w:val="both"/>
+        <w:rPr>
+          <w:rFonts w:ascii="Book Antiqua" w:eastAsia="Times New Roman" w:hAnsi="Book Antiqua" w:cs="Times New Roman"/>
+          <w:sz w:val="20"/>
+          <w:szCs w:val="20"/>
+          <w:lang w:val="en-US"/>
+        </w:rPr>
+      </w:pPr>
+      <w:r>
+        <w:rPr>
+          <w:rFonts w:ascii="Book Antiqua" w:eastAsia="Times New Roman" w:hAnsi="Book Antiqua" w:cs="Times New Roman"/>
+          <w:sz w:val="20"/>
+          <w:szCs w:val="20"/>
+          <w:lang w:val="en-US"/>
+        </w:rPr>
+        <w:t xml:space="preserve">Implementasi pembelajaran kolaboratif berbasis GitHub pada mahasiswa Manajemen Informatika. </w:t>
+      </w:r>
+    </w:p>
+    <w:p>
+      <w:pPr>
+        <w:numPr>
+          <w:ilvl w:val="0"/>
+          <w:numId w:val="15"/>
+        </w:numPr>
+        <w:spacing w:line="240" w:lineRule="auto"/>
+        <w:rPr>
+          <w:rFonts w:ascii="Book Antiqua" w:eastAsia="Times New Roman" w:hAnsi="Book Antiqua" w:cs="Times New Roman"/>
+          <w:sz w:val="20"/>
+          <w:szCs w:val="20"/>
+          <w:lang w:val="en-US"/>
+        </w:rPr>
+      </w:pPr>
+      <w:r>
+        <w:rPr>
+          <w:rFonts w:ascii="Book Antiqua" w:eastAsia="Times New Roman" w:hAnsi="Book Antiqua" w:cs="Times New Roman"/>
+          <w:bCs/>
+          <w:sz w:val="20"/>
+          <w:szCs w:val="20"/>
+          <w:lang w:val="en-US"/>
+        </w:rPr>
+        <w:t>Variabel Proses</w:t>
+      </w:r>
+    </w:p>
+    <w:p>
+      <w:pPr>
+        <w:spacing w:line="240" w:lineRule="auto"/>
+        <w:ind w:left="720"/>
+        <w:jc w:val="both"/>
+        <w:rPr>
+          <w:rFonts w:ascii="Book Antiqua" w:eastAsia="Times New Roman" w:hAnsi="Book Antiqua" w:cs="Times New Roman"/>
+          <w:sz w:val="20"/>
+          <w:szCs w:val="20"/>
+          <w:lang w:val="en-US"/>
+        </w:rPr>
+      </w:pPr>
+      <w:r>
+        <w:rPr>
+          <w:rFonts w:ascii="Book Antiqua" w:eastAsia="Times New Roman" w:hAnsi="Book Antiqua" w:cs="Times New Roman"/>
+          <w:sz w:val="20"/>
+          <w:szCs w:val="20"/>
+          <w:lang w:val="en-US"/>
+        </w:rPr>
+        <w:t xml:space="preserve">Implementasi </w:t>
+      </w:r>
+      <w:r>
+        <w:rPr>
+          <w:rFonts w:ascii="Book Antiqua" w:eastAsia="Times New Roman" w:hAnsi="Book Antiqua" w:cs="Times New Roman"/>
+          <w:i/>
+          <w:iCs/>
+          <w:sz w:val="20"/>
+          <w:szCs w:val="20"/>
+          <w:lang w:val="en-US"/>
+        </w:rPr>
+        <w:t>Social Learning Theory</w:t>
+      </w:r>
+      <w:r>
+        <w:rPr>
+          <w:rFonts w:ascii="Book Antiqua" w:eastAsia="Times New Roman" w:hAnsi="Book Antiqua" w:cs="Times New Roman"/>
+          <w:sz w:val="20"/>
+          <w:szCs w:val="20"/>
+          <w:lang w:val="en-US"/>
+        </w:rPr>
+        <w:t xml:space="preserve"> yang meliputi </w:t>
+      </w:r>
+      <w:r>
+        <w:rPr>
+          <w:rFonts w:ascii="Book Antiqua" w:eastAsia="Times New Roman" w:hAnsi="Book Antiqua" w:cs="Times New Roman"/>
+          <w:sz w:val="20"/>
+          <w:szCs w:val="20"/>
+          <w:lang w:val="en-US"/>
+        </w:rPr>
+        <w:t xml:space="preserve">Attention (Perhatian), </w:t>
+      </w:r>
+      <w:r>
+        <w:rPr>
+          <w:rFonts w:ascii="Book Antiqua" w:eastAsia="Times New Roman" w:hAnsi="Book Antiqua" w:cs="Times New Roman"/>
+          <w:sz w:val="20"/>
+          <w:szCs w:val="20"/>
+          <w:lang w:val="en-US"/>
+        </w:rPr>
+        <w:t xml:space="preserve">Retention (Retensi), </w:t>
+      </w:r>
+      <w:r>
+        <w:rPr>
+          <w:rFonts w:ascii="Book Antiqua" w:eastAsia="Times New Roman" w:hAnsi="Book Antiqua" w:cs="Times New Roman"/>
+          <w:sz w:val="20"/>
+          <w:szCs w:val="20"/>
+          <w:lang w:val="en-US"/>
+        </w:rPr>
+        <w:t xml:space="preserve">Reproduction (Reproduksi), </w:t>
+      </w:r>
+      <w:r>
+        <w:rPr>
+          <w:rFonts w:ascii="Book Antiqua" w:eastAsia="Times New Roman" w:hAnsi="Book Antiqua" w:cs="Times New Roman"/>
+          <w:sz w:val="20"/>
+          <w:szCs w:val="20"/>
+          <w:lang w:val="en-US"/>
+        </w:rPr>
+        <w:t xml:space="preserve">dan </w:t>
+      </w:r>
+      <w:r>
+        <w:rPr>
+          <w:rFonts w:ascii="Book Antiqua" w:eastAsia="Times New Roman" w:hAnsi="Book Antiqua" w:cs="Times New Roman"/>
+          <w:sz w:val="20"/>
+          <w:szCs w:val="20"/>
+          <w:lang w:val="en-US"/>
+        </w:rPr>
+        <w:t>Motivation (Motivasi). Variabel proses juga me</w:t>
+      </w:r>
+      <w:r>
+        <w:rPr>
+          <w:rFonts w:ascii="Book Antiqua" w:eastAsia="Times New Roman" w:hAnsi="Book Antiqua" w:cs="Times New Roman"/>
+          <w:sz w:val="20"/>
+          <w:szCs w:val="20"/>
+          <w:lang w:val="en-US"/>
+        </w:rPr>
+        <w:t>ncakup aktivitas GitHub seperti o</w:t>
+      </w:r>
+      <w:r>
+        <w:rPr>
+          <w:rFonts w:ascii="Book Antiqua" w:eastAsia="Times New Roman" w:hAnsi="Book Antiqua" w:cs="Times New Roman"/>
+          <w:sz w:val="20"/>
+          <w:szCs w:val="20"/>
+          <w:lang w:val="en-US"/>
+        </w:rPr>
+        <w:t xml:space="preserve">bservasi repositori rekan, </w:t>
+      </w:r>
+      <w:r>
+        <w:rPr>
+          <w:rFonts w:ascii="Book Antiqua" w:eastAsia="Times New Roman" w:hAnsi="Book Antiqua" w:cs="Times New Roman"/>
+          <w:i/>
+          <w:iCs/>
+          <w:sz w:val="20"/>
+          <w:szCs w:val="20"/>
+          <w:lang w:val="en-US"/>
+        </w:rPr>
+        <w:t>Forking</w:t>
+      </w:r>
+      <w:r>
+        <w:rPr>
+          <w:rFonts w:ascii="Book Antiqua" w:eastAsia="Times New Roman" w:hAnsi="Book Antiqua" w:cs="Times New Roman"/>
+          <w:sz w:val="20"/>
+          <w:szCs w:val="20"/>
+          <w:lang w:val="en-US"/>
+        </w:rPr>
+        <w:t xml:space="preserve"> dan komentar kode, </w:t>
+      </w:r>
+      <w:r>
+        <w:rPr>
+          <w:rFonts w:ascii="Book Antiqua" w:eastAsia="Times New Roman" w:hAnsi="Book Antiqua" w:cs="Times New Roman"/>
+          <w:i/>
+          <w:iCs/>
+          <w:sz w:val="20"/>
+          <w:szCs w:val="20"/>
+          <w:lang w:val="en-US"/>
+        </w:rPr>
+        <w:t>Branching</w:t>
+      </w:r>
+      <w:r>
+        <w:rPr>
+          <w:rFonts w:ascii="Book Antiqua" w:eastAsia="Times New Roman" w:hAnsi="Book Antiqua" w:cs="Times New Roman"/>
+          <w:sz w:val="20"/>
+          <w:szCs w:val="20"/>
+          <w:lang w:val="en-US"/>
+        </w:rPr>
+        <w:t xml:space="preserve"> dan </w:t>
+      </w:r>
+      <w:r>
+        <w:rPr>
+          <w:rFonts w:ascii="Book Antiqua" w:eastAsia="Times New Roman" w:hAnsi="Book Antiqua" w:cs="Times New Roman"/>
+          <w:i/>
+          <w:iCs/>
+          <w:sz w:val="20"/>
+          <w:szCs w:val="20"/>
+          <w:lang w:val="en-US"/>
+        </w:rPr>
+        <w:t>merging</w:t>
+      </w:r>
+      <w:r>
+        <w:rPr>
+          <w:rFonts w:ascii="Book Antiqua" w:eastAsia="Times New Roman" w:hAnsi="Book Antiqua" w:cs="Times New Roman"/>
+          <w:sz w:val="20"/>
+          <w:szCs w:val="20"/>
+          <w:lang w:val="en-US"/>
+        </w:rPr>
+        <w:t xml:space="preserve">, </w:t>
+      </w:r>
+      <w:r>
+        <w:rPr>
+          <w:rFonts w:ascii="Book Antiqua" w:eastAsia="Times New Roman" w:hAnsi="Book Antiqua" w:cs="Times New Roman"/>
+          <w:sz w:val="20"/>
+          <w:szCs w:val="20"/>
+          <w:lang w:val="en-US"/>
+        </w:rPr>
+        <w:t xml:space="preserve">serta </w:t>
+      </w:r>
+      <w:r>
+        <w:rPr>
+          <w:rFonts w:ascii="Book Antiqua" w:eastAsia="Times New Roman" w:hAnsi="Book Antiqua" w:cs="Times New Roman"/>
+          <w:i/>
+          <w:iCs/>
+          <w:sz w:val="20"/>
+          <w:szCs w:val="20"/>
+          <w:lang w:val="en-US"/>
+        </w:rPr>
+        <w:t>Code review</w:t>
+      </w:r>
+      <w:r>
+        <w:rPr>
+          <w:rFonts w:ascii="Book Antiqua" w:eastAsia="Times New Roman" w:hAnsi="Book Antiqua" w:cs="Times New Roman"/>
+          <w:sz w:val="20"/>
+          <w:szCs w:val="20"/>
+          <w:lang w:val="en-US"/>
+        </w:rPr>
+        <w:t xml:space="preserve">. </w:t>
+      </w:r>
+    </w:p>
+    <w:p>
+      <w:pPr>
+        <w:numPr>
+          <w:ilvl w:val="0"/>
+          <w:numId w:val="15"/>
+        </w:numPr>
+        <w:spacing w:line="240" w:lineRule="auto"/>
+        <w:jc w:val="both"/>
+        <w:rPr>
+          <w:rFonts w:ascii="Book Antiqua" w:eastAsia="Times New Roman" w:hAnsi="Book Antiqua" w:cs="Times New Roman"/>
+          <w:sz w:val="20"/>
+          <w:szCs w:val="20"/>
+          <w:lang w:val="en-US"/>
+        </w:rPr>
+      </w:pPr>
+      <w:r>
+        <w:rPr>
+          <w:rFonts w:ascii="Book Antiqua" w:eastAsia="Times New Roman" w:hAnsi="Book Antiqua" w:cs="Times New Roman"/>
+          <w:bCs/>
+          <w:sz w:val="20"/>
+          <w:szCs w:val="20"/>
+          <w:lang w:val="en-US"/>
+        </w:rPr>
+        <w:t>Faktor Penghambat</w:t>
+      </w:r>
+      <w:r>
+        <w:rPr>
+          <w:rFonts w:ascii="Book Antiqua" w:eastAsia="Times New Roman" w:hAnsi="Book Antiqua" w:cs="Times New Roman"/>
+          <w:sz w:val="20"/>
+          <w:szCs w:val="20"/>
+          <w:lang w:val="en-US"/>
+        </w:rPr>
+        <w:t xml:space="preserve"> </w:t>
+      </w:r>
+    </w:p>
+    <w:p>
+      <w:pPr>
+        <w:spacing w:line="240" w:lineRule="auto"/>
+        <w:ind w:left="720"/>
+        <w:jc w:val="both"/>
+        <w:rPr>
+          <w:rFonts w:ascii="Book Antiqua" w:eastAsia="Times New Roman" w:hAnsi="Book Antiqua" w:cs="Times New Roman"/>
+          <w:sz w:val="20"/>
+          <w:szCs w:val="20"/>
+          <w:lang w:val="en-US"/>
+        </w:rPr>
+      </w:pPr>
+      <w:r>
+        <w:rPr>
+          <w:rFonts w:ascii="Book Antiqua" w:eastAsia="Times New Roman" w:hAnsi="Book Antiqua" w:cs="Times New Roman"/>
+          <w:sz w:val="20"/>
+          <w:szCs w:val="20"/>
+          <w:lang w:val="en-US"/>
+        </w:rPr>
+        <w:t>Adanya faktor penghambat dari h</w:t>
+      </w:r>
+      <w:r>
+        <w:rPr>
+          <w:rFonts w:ascii="Book Antiqua" w:eastAsia="Times New Roman" w:hAnsi="Book Antiqua" w:cs="Times New Roman"/>
+          <w:sz w:val="20"/>
+          <w:szCs w:val="20"/>
+          <w:lang w:val="en-US"/>
+        </w:rPr>
+        <w:t>ambatan teknis (</w:t>
+      </w:r>
+      <w:r>
+        <w:rPr>
+          <w:rFonts w:ascii="Book Antiqua" w:eastAsia="Times New Roman" w:hAnsi="Book Antiqua" w:cs="Times New Roman"/>
+          <w:i/>
+          <w:iCs/>
+          <w:sz w:val="20"/>
+          <w:szCs w:val="20"/>
+          <w:lang w:val="en-US"/>
+        </w:rPr>
+        <w:t>merge conflicts</w:t>
+      </w:r>
+      <w:r>
+        <w:rPr>
+          <w:rFonts w:ascii="Book Antiqua" w:eastAsia="Times New Roman" w:hAnsi="Book Antiqua" w:cs="Times New Roman"/>
+          <w:sz w:val="20"/>
+          <w:szCs w:val="20"/>
+          <w:lang w:val="en-US"/>
+        </w:rPr>
+        <w:t>) dan h</w:t>
+      </w:r>
+      <w:r>
+        <w:rPr>
+          <w:rFonts w:ascii="Book Antiqua" w:eastAsia="Times New Roman" w:hAnsi="Book Antiqua" w:cs="Times New Roman"/>
+          <w:sz w:val="20"/>
+          <w:szCs w:val="20"/>
+          <w:lang w:val="en-US"/>
+        </w:rPr>
+        <w:t>ambatan psikologis (</w:t>
+      </w:r>
+      <w:r>
+        <w:rPr>
+          <w:rFonts w:ascii="Book Antiqua" w:eastAsia="Times New Roman" w:hAnsi="Book Antiqua" w:cs="Times New Roman"/>
+          <w:i/>
+          <w:iCs/>
+          <w:sz w:val="20"/>
+          <w:szCs w:val="20"/>
+          <w:lang w:val="en-US"/>
+        </w:rPr>
+        <w:t>social anxiety</w:t>
+      </w:r>
+      <w:r>
+        <w:rPr>
+          <w:rFonts w:ascii="Book Antiqua" w:eastAsia="Times New Roman" w:hAnsi="Book Antiqua" w:cs="Times New Roman"/>
+          <w:sz w:val="20"/>
+          <w:szCs w:val="20"/>
+          <w:lang w:val="en-US"/>
+        </w:rPr>
+        <w:t xml:space="preserve">). </w:t>
+      </w:r>
+    </w:p>
+    <w:p>
+      <w:pPr>
+        <w:numPr>
+          <w:ilvl w:val="0"/>
+          <w:numId w:val="15"/>
+        </w:numPr>
+        <w:spacing w:line="240" w:lineRule="auto"/>
+        <w:jc w:val="both"/>
+        <w:rPr>
+          <w:rFonts w:ascii="Book Antiqua" w:eastAsia="Times New Roman" w:hAnsi="Book Antiqua" w:cs="Times New Roman"/>
+          <w:sz w:val="20"/>
+          <w:szCs w:val="20"/>
+          <w:lang w:val="en-US"/>
+        </w:rPr>
+      </w:pPr>
+      <w:r>
+        <w:rPr>
+          <w:rFonts w:ascii="Book Antiqua" w:eastAsia="Times New Roman" w:hAnsi="Book Antiqua" w:cs="Times New Roman"/>
+          <w:bCs/>
+          <w:sz w:val="20"/>
+          <w:szCs w:val="20"/>
+          <w:lang w:val="en-US"/>
+        </w:rPr>
+        <w:lastRenderedPageBreak/>
+        <w:t>Variabel Outcome</w:t>
+      </w:r>
+    </w:p>
+    <w:p>
+      <w:pPr>
+        <w:spacing w:line="240" w:lineRule="auto"/>
+        <w:ind w:left="720"/>
+        <w:jc w:val="both"/>
+        <w:rPr>
+          <w:rFonts w:ascii="Book Antiqua" w:eastAsia="Times New Roman" w:hAnsi="Book Antiqua" w:cs="Times New Roman"/>
+          <w:sz w:val="20"/>
+          <w:szCs w:val="20"/>
+          <w:lang w:val="en-US"/>
+        </w:rPr>
+      </w:pPr>
+      <w:r>
+        <w:rPr>
+          <w:rFonts w:ascii="Book Antiqua" w:eastAsia="Times New Roman" w:hAnsi="Book Antiqua" w:cs="Times New Roman"/>
+          <w:sz w:val="20"/>
+          <w:szCs w:val="20"/>
+          <w:lang w:val="en-US"/>
+        </w:rPr>
+        <w:t xml:space="preserve">Efektivitas kolaborasi pembelajaran mahasiswa. </w:t>
+      </w:r>
+    </w:p>
+    <w:p>
+      <w:pPr>
+        <w:numPr>
+          <w:ilvl w:val="0"/>
+          <w:numId w:val="15"/>
+        </w:numPr>
+        <w:spacing w:line="240" w:lineRule="auto"/>
+        <w:jc w:val="both"/>
+        <w:rPr>
+          <w:rFonts w:ascii="Book Antiqua" w:eastAsia="Times New Roman" w:hAnsi="Book Antiqua" w:cs="Times New Roman"/>
+          <w:sz w:val="20"/>
+          <w:szCs w:val="20"/>
+          <w:lang w:val="en-US"/>
+        </w:rPr>
+      </w:pPr>
+      <w:r>
+        <w:rPr>
+          <w:rFonts w:ascii="Book Antiqua" w:eastAsia="Times New Roman" w:hAnsi="Book Antiqua" w:cs="Times New Roman"/>
+          <w:bCs/>
+          <w:sz w:val="20"/>
+          <w:szCs w:val="20"/>
+          <w:lang w:val="en-US"/>
+        </w:rPr>
+        <w:t>Output Akhir</w:t>
+      </w:r>
+      <w:r>
+        <w:rPr>
+          <w:rFonts w:ascii="Book Antiqua" w:eastAsia="Times New Roman" w:hAnsi="Book Antiqua" w:cs="Times New Roman"/>
+          <w:sz w:val="20"/>
+          <w:szCs w:val="20"/>
+          <w:lang w:val="en-US"/>
+        </w:rPr>
+        <w:t xml:space="preserve"> </w:t>
+      </w:r>
+    </w:p>
+    <w:p>
+      <w:pPr>
+        <w:spacing w:line="240" w:lineRule="auto"/>
+        <w:ind w:left="720"/>
+        <w:jc w:val="both"/>
+        <w:rPr>
+          <w:rFonts w:ascii="Book Antiqua" w:eastAsia="Times New Roman" w:hAnsi="Book Antiqua" w:cs="Times New Roman"/>
+          <w:sz w:val="20"/>
+          <w:szCs w:val="20"/>
+          <w:lang w:val="en-US"/>
+        </w:rPr>
+      </w:pPr>
+      <w:r>
+        <w:rPr>
+          <w:rFonts w:ascii="Book Antiqua" w:eastAsia="Times New Roman" w:hAnsi="Book Antiqua" w:cs="Times New Roman"/>
+          <w:sz w:val="20"/>
+          <w:szCs w:val="20"/>
+          <w:lang w:val="en-US"/>
+        </w:rPr>
+        <w:t>Diharapkan hasil yaitu p</w:t>
+      </w:r>
+      <w:r>
+        <w:rPr>
+          <w:rFonts w:ascii="Book Antiqua" w:eastAsia="Times New Roman" w:hAnsi="Book Antiqua" w:cs="Times New Roman"/>
+          <w:sz w:val="20"/>
+          <w:szCs w:val="20"/>
+          <w:lang w:val="en-US"/>
+        </w:rPr>
+        <w:t xml:space="preserve">eningkatan efektivitas pembelajaran, </w:t>
+      </w:r>
+      <w:r>
+        <w:rPr>
+          <w:rFonts w:ascii="Book Antiqua" w:eastAsia="Times New Roman" w:hAnsi="Book Antiqua" w:cs="Times New Roman"/>
+          <w:sz w:val="20"/>
+          <w:szCs w:val="20"/>
+          <w:lang w:val="en-US"/>
+        </w:rPr>
+        <w:t>optimalisasi kontribusi kode, p</w:t>
+      </w:r>
+      <w:r>
+        <w:rPr>
+          <w:rFonts w:ascii="Book Antiqua" w:eastAsia="Times New Roman" w:hAnsi="Book Antiqua" w:cs="Times New Roman"/>
+          <w:sz w:val="20"/>
+          <w:szCs w:val="20"/>
+          <w:lang w:val="en-US"/>
+        </w:rPr>
+        <w:t xml:space="preserve">eningkatan </w:t>
+      </w:r>
+      <w:r>
+        <w:rPr>
+          <w:rFonts w:ascii="Book Antiqua" w:eastAsia="Times New Roman" w:hAnsi="Book Antiqua" w:cs="Times New Roman"/>
+          <w:i/>
+          <w:iCs/>
+          <w:sz w:val="20"/>
+          <w:szCs w:val="20"/>
+          <w:lang w:val="en-US"/>
+        </w:rPr>
+        <w:t>soft skills</w:t>
+      </w:r>
+      <w:r>
+        <w:rPr>
+          <w:rFonts w:ascii="Book Antiqua" w:eastAsia="Times New Roman" w:hAnsi="Book Antiqua" w:cs="Times New Roman"/>
+          <w:sz w:val="20"/>
+          <w:szCs w:val="20"/>
+          <w:lang w:val="en-US"/>
+        </w:rPr>
+        <w:t xml:space="preserve"> dan </w:t>
+      </w:r>
+      <w:r>
+        <w:rPr>
+          <w:rFonts w:ascii="Book Antiqua" w:eastAsia="Times New Roman" w:hAnsi="Book Antiqua" w:cs="Times New Roman"/>
+          <w:i/>
+          <w:iCs/>
+          <w:sz w:val="20"/>
+          <w:szCs w:val="20"/>
+          <w:lang w:val="en-US"/>
+        </w:rPr>
+        <w:t>hard skills</w:t>
+      </w:r>
+      <w:r>
+        <w:rPr>
+          <w:rFonts w:ascii="Book Antiqua" w:eastAsia="Times New Roman" w:hAnsi="Book Antiqua" w:cs="Times New Roman"/>
+          <w:sz w:val="20"/>
+          <w:szCs w:val="20"/>
+          <w:lang w:val="en-US"/>
+        </w:rPr>
+        <w:t xml:space="preserve"> mahasiswa. </w:t>
+      </w:r>
     </w:p>
     <w:p>
       <w:pPr>
@@ -3890,6 +5022,22 @@
         </w:rPr>
         <w:t>Teknik Pengumpulan Data</w:t>
       </w:r>
+    </w:p>
+    <w:p>
+      <w:pPr>
+        <w:pStyle w:val="ListParagraph"/>
+        <w:ind w:left="360"/>
+        <w:jc w:val="both"/>
+        <w:rPr>
+          <w:rFonts w:ascii="Book Antiqua" w:eastAsia="Book Antiqua" w:hAnsi="Book Antiqua" w:cs="Book Antiqua"/>
+          <w:b/>
+          <w:bCs/>
+          <w:sz w:val="20"/>
+          <w:szCs w:val="20"/>
+        </w:rPr>
+      </w:pPr>
+      <w:bookmarkStart w:id="1" w:name="_GoBack"/>
+      <w:bookmarkEnd w:id="1"/>
     </w:p>
     <w:p>
       <w:pPr>
@@ -4860,7 +6008,7 @@
         </w:rPr>
         <w:t xml:space="preserve">(4), 207–219. </w:t>
       </w:r>
-      <w:hyperlink r:id="rId9" w:history="1">
+      <w:hyperlink r:id="rId10" w:history="1">
         <w:r>
           <w:rPr>
             <w:rStyle w:val="Hyperlink"/>
@@ -5107,7 +6255,7 @@
       </w:pPr>
     </w:p>
     <w:sectPr>
-      <w:footerReference w:type="default" r:id="rId10"/>
+      <w:footerReference w:type="default" r:id="rId11"/>
       <w:pgSz w:w="8391" w:h="11906"/>
       <w:pgMar w:top="1123" w:right="1411" w:bottom="1123" w:left="1411" w:header="720" w:footer="720" w:gutter="0"/>
       <w:pgNumType w:start="0"/>
@@ -5212,7 +6360,7 @@
         <w:sz w:val="20"/>
         <w:szCs w:val="20"/>
       </w:rPr>
-      <w:t>14</w:t>
+      <w:t>17</w:t>
     </w:r>
     <w:r>
       <w:rPr>
@@ -5995,6 +7143,123 @@
     </w:lvl>
   </w:abstractNum>
   <w:abstractNum w:abstractNumId="7" w15:restartNumberingAfterBreak="0">
+    <w:nsid w:val="3E3413C6"/>
+    <w:multiLevelType w:val="multilevel"/>
+    <w:tmpl w:val="9B802D22"/>
+    <w:lvl w:ilvl="0">
+      <w:start w:val="1"/>
+      <w:numFmt w:val="decimal"/>
+      <w:lvlText w:val="%1."/>
+      <w:lvlJc w:val="left"/>
+      <w:pPr>
+        <w:tabs>
+          <w:tab w:val="num" w:pos="720"/>
+        </w:tabs>
+        <w:ind w:left="720" w:hanging="360"/>
+      </w:pPr>
+    </w:lvl>
+    <w:lvl w:ilvl="1">
+      <w:start w:val="1"/>
+      <w:numFmt w:val="bullet"/>
+      <w:lvlText w:val="o"/>
+      <w:lvlJc w:val="left"/>
+      <w:pPr>
+        <w:tabs>
+          <w:tab w:val="num" w:pos="1440"/>
+        </w:tabs>
+        <w:ind w:left="1440" w:hanging="360"/>
+      </w:pPr>
+      <w:rPr>
+        <w:rFonts w:ascii="Courier New" w:hAnsi="Courier New" w:hint="default"/>
+        <w:sz w:val="20"/>
+      </w:rPr>
+    </w:lvl>
+    <w:lvl w:ilvl="2" w:tentative="1">
+      <w:start w:val="1"/>
+      <w:numFmt w:val="decimal"/>
+      <w:lvlText w:val="%3."/>
+      <w:lvlJc w:val="left"/>
+      <w:pPr>
+        <w:tabs>
+          <w:tab w:val="num" w:pos="2160"/>
+        </w:tabs>
+        <w:ind w:left="2160" w:hanging="360"/>
+      </w:pPr>
+    </w:lvl>
+    <w:lvl w:ilvl="3" w:tentative="1">
+      <w:start w:val="1"/>
+      <w:numFmt w:val="decimal"/>
+      <w:lvlText w:val="%4."/>
+      <w:lvlJc w:val="left"/>
+      <w:pPr>
+        <w:tabs>
+          <w:tab w:val="num" w:pos="2880"/>
+        </w:tabs>
+        <w:ind w:left="2880" w:hanging="360"/>
+      </w:pPr>
+    </w:lvl>
+    <w:lvl w:ilvl="4" w:tentative="1">
+      <w:start w:val="1"/>
+      <w:numFmt w:val="decimal"/>
+      <w:lvlText w:val="%5."/>
+      <w:lvlJc w:val="left"/>
+      <w:pPr>
+        <w:tabs>
+          <w:tab w:val="num" w:pos="3600"/>
+        </w:tabs>
+        <w:ind w:left="3600" w:hanging="360"/>
+      </w:pPr>
+    </w:lvl>
+    <w:lvl w:ilvl="5" w:tentative="1">
+      <w:start w:val="1"/>
+      <w:numFmt w:val="decimal"/>
+      <w:lvlText w:val="%6."/>
+      <w:lvlJc w:val="left"/>
+      <w:pPr>
+        <w:tabs>
+          <w:tab w:val="num" w:pos="4320"/>
+        </w:tabs>
+        <w:ind w:left="4320" w:hanging="360"/>
+      </w:pPr>
+    </w:lvl>
+    <w:lvl w:ilvl="6" w:tentative="1">
+      <w:start w:val="1"/>
+      <w:numFmt w:val="decimal"/>
+      <w:lvlText w:val="%7."/>
+      <w:lvlJc w:val="left"/>
+      <w:pPr>
+        <w:tabs>
+          <w:tab w:val="num" w:pos="5040"/>
+        </w:tabs>
+        <w:ind w:left="5040" w:hanging="360"/>
+      </w:pPr>
+    </w:lvl>
+    <w:lvl w:ilvl="7" w:tentative="1">
+      <w:start w:val="1"/>
+      <w:numFmt w:val="decimal"/>
+      <w:lvlText w:val="%8."/>
+      <w:lvlJc w:val="left"/>
+      <w:pPr>
+        <w:tabs>
+          <w:tab w:val="num" w:pos="5760"/>
+        </w:tabs>
+        <w:ind w:left="5760" w:hanging="360"/>
+      </w:pPr>
+    </w:lvl>
+    <w:lvl w:ilvl="8" w:tentative="1">
+      <w:start w:val="1"/>
+      <w:numFmt w:val="decimal"/>
+      <w:lvlText w:val="%9."/>
+      <w:lvlJc w:val="left"/>
+      <w:pPr>
+        <w:tabs>
+          <w:tab w:val="num" w:pos="6480"/>
+        </w:tabs>
+        <w:ind w:left="6480" w:hanging="360"/>
+      </w:pPr>
+    </w:lvl>
+  </w:abstractNum>
+  <w:abstractNum w:abstractNumId="8" w15:restartNumberingAfterBreak="0">
     <w:nsid w:val="44023DAC"/>
     <w:multiLevelType w:val="multilevel"/>
     <w:tmpl w:val="F00697AA"/>
@@ -6087,7 +7352,7 @@
       </w:pPr>
     </w:lvl>
   </w:abstractNum>
-  <w:abstractNum w:abstractNumId="8" w15:restartNumberingAfterBreak="0">
+  <w:abstractNum w:abstractNumId="9" w15:restartNumberingAfterBreak="0">
     <w:nsid w:val="524160CD"/>
     <w:multiLevelType w:val="hybridMultilevel"/>
     <w:tmpl w:val="33BE8886"/>
@@ -6176,7 +7441,120 @@
       </w:pPr>
     </w:lvl>
   </w:abstractNum>
-  <w:abstractNum w:abstractNumId="9" w15:restartNumberingAfterBreak="0">
+  <w:abstractNum w:abstractNumId="10" w15:restartNumberingAfterBreak="0">
+    <w:nsid w:val="59ED1DCD"/>
+    <w:multiLevelType w:val="multilevel"/>
+    <w:tmpl w:val="E398F068"/>
+    <w:lvl w:ilvl="0">
+      <w:start w:val="1"/>
+      <w:numFmt w:val="decimal"/>
+      <w:lvlText w:val="%1."/>
+      <w:lvlJc w:val="left"/>
+      <w:pPr>
+        <w:tabs>
+          <w:tab w:val="num" w:pos="720"/>
+        </w:tabs>
+        <w:ind w:left="720" w:hanging="360"/>
+      </w:pPr>
+    </w:lvl>
+    <w:lvl w:ilvl="1" w:tentative="1">
+      <w:start w:val="1"/>
+      <w:numFmt w:val="decimal"/>
+      <w:lvlText w:val="%2."/>
+      <w:lvlJc w:val="left"/>
+      <w:pPr>
+        <w:tabs>
+          <w:tab w:val="num" w:pos="1440"/>
+        </w:tabs>
+        <w:ind w:left="1440" w:hanging="360"/>
+      </w:pPr>
+    </w:lvl>
+    <w:lvl w:ilvl="2" w:tentative="1">
+      <w:start w:val="1"/>
+      <w:numFmt w:val="decimal"/>
+      <w:lvlText w:val="%3."/>
+      <w:lvlJc w:val="left"/>
+      <w:pPr>
+        <w:tabs>
+          <w:tab w:val="num" w:pos="2160"/>
+        </w:tabs>
+        <w:ind w:left="2160" w:hanging="360"/>
+      </w:pPr>
+    </w:lvl>
+    <w:lvl w:ilvl="3" w:tentative="1">
+      <w:start w:val="1"/>
+      <w:numFmt w:val="decimal"/>
+      <w:lvlText w:val="%4."/>
+      <w:lvlJc w:val="left"/>
+      <w:pPr>
+        <w:tabs>
+          <w:tab w:val="num" w:pos="2880"/>
+        </w:tabs>
+        <w:ind w:left="2880" w:hanging="360"/>
+      </w:pPr>
+    </w:lvl>
+    <w:lvl w:ilvl="4" w:tentative="1">
+      <w:start w:val="1"/>
+      <w:numFmt w:val="decimal"/>
+      <w:lvlText w:val="%5."/>
+      <w:lvlJc w:val="left"/>
+      <w:pPr>
+        <w:tabs>
+          <w:tab w:val="num" w:pos="3600"/>
+        </w:tabs>
+        <w:ind w:left="3600" w:hanging="360"/>
+      </w:pPr>
+    </w:lvl>
+    <w:lvl w:ilvl="5" w:tentative="1">
+      <w:start w:val="1"/>
+      <w:numFmt w:val="decimal"/>
+      <w:lvlText w:val="%6."/>
+      <w:lvlJc w:val="left"/>
+      <w:pPr>
+        <w:tabs>
+          <w:tab w:val="num" w:pos="4320"/>
+        </w:tabs>
+        <w:ind w:left="4320" w:hanging="360"/>
+      </w:pPr>
+    </w:lvl>
+    <w:lvl w:ilvl="6" w:tentative="1">
+      <w:start w:val="1"/>
+      <w:numFmt w:val="decimal"/>
+      <w:lvlText w:val="%7."/>
+      <w:lvlJc w:val="left"/>
+      <w:pPr>
+        <w:tabs>
+          <w:tab w:val="num" w:pos="5040"/>
+        </w:tabs>
+        <w:ind w:left="5040" w:hanging="360"/>
+      </w:pPr>
+    </w:lvl>
+    <w:lvl w:ilvl="7" w:tentative="1">
+      <w:start w:val="1"/>
+      <w:numFmt w:val="decimal"/>
+      <w:lvlText w:val="%8."/>
+      <w:lvlJc w:val="left"/>
+      <w:pPr>
+        <w:tabs>
+          <w:tab w:val="num" w:pos="5760"/>
+        </w:tabs>
+        <w:ind w:left="5760" w:hanging="360"/>
+      </w:pPr>
+    </w:lvl>
+    <w:lvl w:ilvl="8" w:tentative="1">
+      <w:start w:val="1"/>
+      <w:numFmt w:val="decimal"/>
+      <w:lvlText w:val="%9."/>
+      <w:lvlJc w:val="left"/>
+      <w:pPr>
+        <w:tabs>
+          <w:tab w:val="num" w:pos="6480"/>
+        </w:tabs>
+        <w:ind w:left="6480" w:hanging="360"/>
+      </w:pPr>
+    </w:lvl>
+  </w:abstractNum>
+  <w:abstractNum w:abstractNumId="11" w15:restartNumberingAfterBreak="0">
     <w:nsid w:val="59FE1C4B"/>
     <w:multiLevelType w:val="multilevel"/>
     <w:tmpl w:val="24204510"/>
@@ -6289,7 +7667,7 @@
       </w:rPr>
     </w:lvl>
   </w:abstractNum>
-  <w:abstractNum w:abstractNumId="10" w15:restartNumberingAfterBreak="0">
+  <w:abstractNum w:abstractNumId="12" w15:restartNumberingAfterBreak="0">
     <w:nsid w:val="69412CC4"/>
     <w:multiLevelType w:val="hybridMultilevel"/>
     <w:tmpl w:val="6F7ED272"/>
@@ -6378,7 +7756,7 @@
       </w:pPr>
     </w:lvl>
   </w:abstractNum>
-  <w:abstractNum w:abstractNumId="11" w15:restartNumberingAfterBreak="0">
+  <w:abstractNum w:abstractNumId="13" w15:restartNumberingAfterBreak="0">
     <w:nsid w:val="6A3A0480"/>
     <w:multiLevelType w:val="multilevel"/>
     <w:tmpl w:val="CA083E92"/>
@@ -6491,7 +7869,7 @@
       </w:rPr>
     </w:lvl>
   </w:abstractNum>
-  <w:abstractNum w:abstractNumId="12" w15:restartNumberingAfterBreak="0">
+  <w:abstractNum w:abstractNumId="14" w15:restartNumberingAfterBreak="0">
     <w:nsid w:val="7AF731B5"/>
     <w:multiLevelType w:val="multilevel"/>
     <w:tmpl w:val="797883CC"/>
@@ -6614,16 +7992,16 @@
     </w:lvl>
   </w:abstractNum>
   <w:num w:numId="1">
-    <w:abstractNumId w:val="9"/>
+    <w:abstractNumId w:val="11"/>
   </w:num>
   <w:num w:numId="2">
-    <w:abstractNumId w:val="11"/>
+    <w:abstractNumId w:val="13"/>
   </w:num>
   <w:num w:numId="3">
-    <w:abstractNumId w:val="12"/>
+    <w:abstractNumId w:val="14"/>
   </w:num>
   <w:num w:numId="4">
-    <w:abstractNumId w:val="7"/>
+    <w:abstractNumId w:val="8"/>
   </w:num>
   <w:num w:numId="5">
     <w:abstractNumId w:val="4"/>
@@ -6641,7 +8019,7 @@
     <w:abstractNumId w:val="5"/>
   </w:num>
   <w:num w:numId="10">
-    <w:abstractNumId w:val="8"/>
+    <w:abstractNumId w:val="9"/>
   </w:num>
   <w:num w:numId="11">
     <w:abstractNumId w:val="1"/>
@@ -6650,7 +8028,13 @@
     <w:abstractNumId w:val="0"/>
   </w:num>
   <w:num w:numId="13">
+    <w:abstractNumId w:val="12"/>
+  </w:num>
+  <w:num w:numId="14">
     <w:abstractNumId w:val="10"/>
+  </w:num>
+  <w:num w:numId="15">
+    <w:abstractNumId w:val="7"/>
   </w:num>
 </w:numbering>
 </file>
@@ -7047,6 +8431,7 @@
   </w:latentStyles>
   <w:style w:type="paragraph" w:default="1" w:styleId="Normal">
     <w:name w:val="Normal"/>
+    <w:rsid w:val="002B5B9C"/>
   </w:style>
   <w:style w:type="paragraph" w:styleId="Heading1">
     <w:name w:val="heading 1"/>
@@ -7234,6 +8619,44 @@
     <w:rPr>
       <w:color w:val="0000FF" w:themeColor="hyperlink"/>
       <w:u w:val="single"/>
+    </w:rPr>
+  </w:style>
+  <w:style w:type="paragraph" w:styleId="NormalWeb">
+    <w:name w:val="Normal (Web)"/>
+    <w:basedOn w:val="Normal"/>
+    <w:uiPriority w:val="99"/>
+    <w:unhideWhenUsed/>
+    <w:rsid w:val="002B5B9C"/>
+    <w:pPr>
+      <w:spacing w:before="100" w:beforeAutospacing="1" w:after="100" w:afterAutospacing="1" w:line="240" w:lineRule="auto"/>
+    </w:pPr>
+    <w:rPr>
+      <w:rFonts w:ascii="Times New Roman" w:eastAsia="Times New Roman" w:hAnsi="Times New Roman" w:cs="Times New Roman"/>
+      <w:sz w:val="24"/>
+      <w:szCs w:val="24"/>
+      <w:lang w:val="en-US"/>
+    </w:rPr>
+  </w:style>
+  <w:style w:type="character" w:styleId="Emphasis">
+    <w:name w:val="Emphasis"/>
+    <w:basedOn w:val="DefaultParagraphFont"/>
+    <w:uiPriority w:val="20"/>
+    <w:qFormat/>
+    <w:rsid w:val="00C0474D"/>
+    <w:rPr>
+      <w:i/>
+      <w:iCs/>
+    </w:rPr>
+  </w:style>
+  <w:style w:type="character" w:styleId="Strong">
+    <w:name w:val="Strong"/>
+    <w:basedOn w:val="DefaultParagraphFont"/>
+    <w:uiPriority w:val="22"/>
+    <w:qFormat/>
+    <w:rsid w:val="008E2C79"/>
+    <w:rPr>
+      <w:b/>
+      <w:bCs/>
     </w:rPr>
   </w:style>
 </w:styles>
@@ -7564,7 +8987,7 @@
 </file>
 
 <file path=customXml/itemProps1.xml><?xml version="1.0" encoding="utf-8"?>
-<ds:datastoreItem xmlns:ds="http://schemas.openxmlformats.org/officeDocument/2006/customXml" ds:itemID="{E7333867-F8E0-4EB1-A2AB-7C005A7B0CDD}">
+<ds:datastoreItem xmlns:ds="http://schemas.openxmlformats.org/officeDocument/2006/customXml" ds:itemID="{BC3E2870-3F66-4C99-9102-3834631B0F71}">
   <ds:schemaRefs>
     <ds:schemaRef ds:uri="http://schemas.openxmlformats.org/officeDocument/2006/bibliography"/>
   </ds:schemaRefs>
